--- a/tools/myCustomBlockly/iMi/UnoGoods/UnoGoods規劃.docx
+++ b/tools/myCustomBlockly/iMi/UnoGoods/UnoGoods規劃.docx
@@ -1,8 +1,14 @@
 
 <file path=word/document.xml><?xml version="1.0" encoding="utf-8"?>
-<w:document xmlns:wpc="http://schemas.microsoft.com/office/word/2010/wordprocessingCanvas" xmlns:cx="http://schemas.microsoft.com/office/drawing/2014/chartex" xmlns:mc="http://schemas.openxmlformats.org/markup-compatibility/2006" xmlns:o="urn:schemas-microsoft-com:office:office" xmlns:r="http://schemas.openxmlformats.org/officeDocument/2006/relationships" xmlns:m="http://schemas.openxmlformats.org/officeDocument/2006/math" xmlns:v="urn:schemas-microsoft-com:vml" xmlns:wp14="http://schemas.microsoft.com/office/word/2010/wordprocessingDrawing" xmlns:wp="http://schemas.openxmlformats.org/drawingml/2006/wordprocessingDrawing" xmlns:w10="urn:schemas-microsoft-com:office:word" xmlns:w="http://schemas.openxmlformats.org/wordprocessingml/2006/main" xmlns:w14="http://schemas.microsoft.com/office/word/2010/wordml" xmlns:w15="http://schemas.microsoft.com/office/word/2012/wordml" xmlns:w16se="http://schemas.microsoft.com/office/word/2015/wordml/symex" xmlns:wpg="http://schemas.microsoft.com/office/word/2010/wordprocessingGroup" xmlns:wpi="http://schemas.microsoft.com/office/word/2010/wordprocessingInk" xmlns:wne="http://schemas.microsoft.com/office/word/2006/wordml" xmlns:wps="http://schemas.microsoft.com/office/word/2010/wordprocessingShape" mc:Ignorable="w14 w15 w16se wp14">
+<w:document xmlns:wpc="http://schemas.microsoft.com/office/word/2010/wordprocessingCanvas" xmlns:cx="http://schemas.microsoft.com/office/drawing/2014/chartex" xmlns:cx1="http://schemas.microsoft.com/office/drawing/2015/9/8/chartex" xmlns:cx2="http://schemas.microsoft.com/office/drawing/2015/10/21/chartex" xmlns:cx3="http://schemas.microsoft.com/office/drawing/2016/5/9/chartex" xmlns:cx4="http://schemas.microsoft.com/office/drawing/2016/5/10/chartex" xmlns:cx5="http://schemas.microsoft.com/office/drawing/2016/5/11/chartex" xmlns:cx6="http://schemas.microsoft.com/office/drawing/2016/5/12/chartex" xmlns:cx7="http://schemas.microsoft.com/office/drawing/2016/5/13/chartex" xmlns:cx8="http://schemas.microsoft.com/office/drawing/2016/5/14/chartex" xmlns:mc="http://schemas.openxmlformats.org/markup-compatibility/2006" xmlns:aink="http://schemas.microsoft.com/office/drawing/2016/ink" xmlns:am3d="http://schemas.microsoft.com/office/drawing/2017/model3d" xmlns:o="urn:schemas-microsoft-com:office:office" xmlns:r="http://schemas.openxmlformats.org/officeDocument/2006/relationships" xmlns:m="http://schemas.openxmlformats.org/officeDocument/2006/math" xmlns:v="urn:schemas-microsoft-com:vml" xmlns:wp14="http://schemas.microsoft.com/office/word/2010/wordprocessingDrawing" xmlns:wp="http://schemas.openxmlformats.org/drawingml/2006/wordprocessingDrawing" xmlns:w10="urn:schemas-microsoft-com:office:word" xmlns:w="http://schemas.openxmlformats.org/wordprocessingml/2006/main" xmlns:w14="http://schemas.microsoft.com/office/word/2010/wordml" xmlns:w15="http://schemas.microsoft.com/office/word/2012/wordml" xmlns:w16cex="http://schemas.microsoft.com/office/word/2018/wordml/cex" xmlns:w16cid="http://schemas.microsoft.com/office/word/2016/wordml/cid" xmlns:w16="http://schemas.microsoft.com/office/word/2018/wordml" xmlns:w16sdtdh="http://schemas.microsoft.com/office/word/2020/wordml/sdtdatahash" xmlns:w16se="http://schemas.microsoft.com/office/word/2015/wordml/symex" xmlns:wpg="http://schemas.microsoft.com/office/word/2010/wordprocessingGroup" xmlns:wpi="http://schemas.microsoft.com/office/word/2010/wordprocessingInk" xmlns:wne="http://schemas.microsoft.com/office/word/2006/wordml" xmlns:wps="http://schemas.microsoft.com/office/word/2010/wordprocessingShape" mc:Ignorable="w14 w15 w16se w16cid w16 w16cex w16sdtdh wp14">
   <w:body>
     <w:p>
+      <w:pPr>
+        <w:rPr>
+          <w:strike/>
+          <w:color w:val="FF0000"/>
+        </w:rPr>
+      </w:pPr>
       <w:r>
         <w:rPr>
           <w:rFonts w:hint="eastAsia"/>
@@ -116,6 +122,61 @@
         <w:t>字串變數不用留雙引號</w:t>
       </w:r>
     </w:p>
+    <w:p>
+      <w:pPr>
+        <w:rPr>
+          <w:rFonts w:hint="eastAsia"/>
+        </w:rPr>
+      </w:pPr>
+      <w:r>
+        <w:rPr>
+          <w:rFonts w:hint="eastAsia"/>
+          <w:color w:val="002060"/>
+        </w:rPr>
+        <w:t>★</w:t>
+      </w:r>
+      <w:r>
+        <w:rPr>
+          <w:rFonts w:hint="eastAsia"/>
+          <w:color w:val="FF0000"/>
+        </w:rPr>
+        <w:t>字首單引號前加空格</w:t>
+      </w:r>
+      <w:r>
+        <w:rPr>
+          <w:rFonts w:hint="eastAsia"/>
+          <w:color w:val="FF0000"/>
+        </w:rPr>
+        <w:t>,</w:t>
+      </w:r>
+      <w:r>
+        <w:rPr>
+          <w:rFonts w:hint="eastAsia"/>
+          <w:color w:val="FF0000"/>
+        </w:rPr>
+        <w:t>避免被</w:t>
+      </w:r>
+      <w:r>
+        <w:rPr>
+          <w:rFonts w:hint="eastAsia"/>
+          <w:color w:val="FF0000"/>
+        </w:rPr>
+        <w:t>e</w:t>
+      </w:r>
+      <w:r>
+        <w:rPr>
+          <w:color w:val="FF0000"/>
+        </w:rPr>
+        <w:t>xcel</w:t>
+      </w:r>
+      <w:r>
+        <w:rPr>
+          <w:rFonts w:hint="eastAsia"/>
+          <w:color w:val="FF0000"/>
+        </w:rPr>
+        <w:t>去掉</w:t>
+      </w:r>
+    </w:p>
     <w:tbl>
       <w:tblPr>
         <w:tblStyle w:val="a3"/>
@@ -145,6 +206,7 @@
             <w:r>
               <w:rPr>
                 <w:rFonts w:ascii="Arial Unicode MS" w:hAnsi="Arial Unicode MS"/>
+                <w:noProof/>
                 <w:color w:val="008800"/>
                 <w:sz w:val="20"/>
                 <w:szCs w:val="20"/>
@@ -185,8 +247,6 @@
                 </wp:inline>
               </w:drawing>
             </w:r>
-            <w:bookmarkStart w:id="0" w:name="_GoBack"/>
-            <w:bookmarkEnd w:id="0"/>
           </w:p>
           <w:p>
             <w:pPr>
@@ -953,7 +1013,16 @@
                 <w:sz w:val="20"/>
                 <w:szCs w:val="20"/>
               </w:rPr>
-              <w:t>_02</w:t>
+              <w:t>_0</w:t>
+            </w:r>
+            <w:r>
+              <w:rPr>
+                <w:rFonts w:ascii="Arial Unicode MS" w:hAnsi="Arial Unicode MS"/>
+                <w:color w:val="008800"/>
+                <w:sz w:val="20"/>
+                <w:szCs w:val="20"/>
+              </w:rPr>
+              <w:t>2imi_unogoods_cnc</w:t>
             </w:r>
           </w:p>
           <w:p>
@@ -1312,15 +1381,7 @@
                                         <w:color w:val="FFFFFF" w:themeColor="light1"/>
                                         <w:kern w:val="2"/>
                                       </w:rPr>
-                                      <w:t xml:space="preserve">  </w:t>
-                                    </w:r>
-                                    <w:r>
-                                      <w:rPr>
-                                        <w:rFonts w:asciiTheme="minorHAnsi" w:cs="Times New Roman" w:hint="eastAsia"/>
-                                        <w:color w:val="FFFFFF" w:themeColor="light1"/>
-                                        <w:kern w:val="2"/>
-                                      </w:rPr>
-                                      <w:t xml:space="preserve"> </w:t>
+                                      <w:t xml:space="preserve">   </w:t>
                                     </w:r>
                                     <w:r>
                                       <w:rPr>
@@ -1344,15 +1405,7 @@
                                         <w:color w:val="FFFFFF" w:themeColor="light1"/>
                                         <w:kern w:val="2"/>
                                       </w:rPr>
-                                      <w:t xml:space="preserve">   </w:t>
-                                    </w:r>
-                                    <w:r>
-                                      <w:rPr>
-                                        <w:rFonts w:asciiTheme="minorHAnsi" w:cs="Times New Roman" w:hint="eastAsia"/>
-                                        <w:color w:val="FFFFFF" w:themeColor="light1"/>
-                                        <w:kern w:val="2"/>
-                                      </w:rPr>
-                                      <w:t xml:space="preserve"> </w:t>
+                                      <w:t xml:space="preserve">    </w:t>
                                     </w:r>
                                     <w:r>
                                       <w:rPr>
@@ -2172,15 +2225,7 @@
                                   <w:color w:val="FFFFFF" w:themeColor="light1"/>
                                   <w:kern w:val="2"/>
                                 </w:rPr>
-                                <w:t xml:space="preserve">  </w:t>
-                              </w:r>
-                              <w:r>
-                                <w:rPr>
-                                  <w:rFonts w:asciiTheme="minorHAnsi" w:cs="Times New Roman" w:hint="eastAsia"/>
-                                  <w:color w:val="FFFFFF" w:themeColor="light1"/>
-                                  <w:kern w:val="2"/>
-                                </w:rPr>
-                                <w:t xml:space="preserve"> </w:t>
+                                <w:t xml:space="preserve">   </w:t>
                               </w:r>
                               <w:r>
                                 <w:rPr>
@@ -2204,15 +2249,7 @@
                                   <w:color w:val="FFFFFF" w:themeColor="light1"/>
                                   <w:kern w:val="2"/>
                                 </w:rPr>
-                                <w:t xml:space="preserve">   </w:t>
-                              </w:r>
-                              <w:r>
-                                <w:rPr>
-                                  <w:rFonts w:asciiTheme="minorHAnsi" w:cs="Times New Roman" w:hint="eastAsia"/>
-                                  <w:color w:val="FFFFFF" w:themeColor="light1"/>
-                                  <w:kern w:val="2"/>
-                                </w:rPr>
-                                <w:t xml:space="preserve"> </w:t>
+                                <w:t xml:space="preserve">    </w:t>
                               </w:r>
                               <w:r>
                                 <w:rPr>
@@ -2394,11 +2431,24 @@
             <w:pPr>
               <w:spacing w:line="200" w:lineRule="exact"/>
               <w:rPr>
-                <w:rFonts w:hint="eastAsia"/>
-                <w:sz w:val="20"/>
-                <w:szCs w:val="20"/>
-              </w:rPr>
-            </w:pPr>
+                <w:sz w:val="20"/>
+                <w:szCs w:val="20"/>
+              </w:rPr>
+            </w:pPr>
+            <w:r>
+              <w:rPr>
+                <w:rFonts w:hint="eastAsia"/>
+                <w:sz w:val="20"/>
+                <w:szCs w:val="20"/>
+              </w:rPr>
+              <w:t xml:space="preserve"> </w:t>
+            </w:r>
+            <w:r>
+              <w:rPr>
+                <w:color w:val="538135" w:themeColor="accent6" w:themeShade="BF"/>
+              </w:rPr>
+              <w:t>'</w:t>
+            </w:r>
             <w:r>
               <w:rPr>
                 <w:rFonts w:hint="eastAsia"/>
@@ -2415,23 +2465,114 @@
               </w:rPr>
               <w:t>定義電機控制用常數</w:t>
             </w:r>
+            <w:r>
+              <w:rPr>
+                <w:color w:val="538135" w:themeColor="accent6" w:themeShade="BF"/>
+              </w:rPr>
+              <w:t>'</w:t>
+            </w:r>
           </w:p>
           <w:p>
             <w:pPr>
               <w:spacing w:line="200" w:lineRule="exact"/>
               <w:rPr>
-                <w:rFonts w:hint="eastAsia"/>
-                <w:sz w:val="20"/>
-                <w:szCs w:val="20"/>
-              </w:rPr>
-            </w:pPr>
-            <w:r>
-              <w:rPr>
-                <w:rFonts w:hint="eastAsia"/>
-                <w:sz w:val="20"/>
-                <w:szCs w:val="20"/>
-              </w:rPr>
-              <w:t xml:space="preserve">const int enablePin = 8;  // </w:t>
+                <w:sz w:val="20"/>
+                <w:szCs w:val="20"/>
+              </w:rPr>
+            </w:pPr>
+            <w:r>
+              <w:rPr>
+                <w:rFonts w:hint="eastAsia"/>
+                <w:sz w:val="20"/>
+                <w:szCs w:val="20"/>
+              </w:rPr>
+              <w:t xml:space="preserve"> </w:t>
+            </w:r>
+            <w:r>
+              <w:rPr>
+                <w:color w:val="538135" w:themeColor="accent6" w:themeShade="BF"/>
+              </w:rPr>
+              <w:t>'</w:t>
+            </w:r>
+            <w:r>
+              <w:rPr>
+                <w:rFonts w:hint="eastAsia"/>
+                <w:sz w:val="20"/>
+                <w:szCs w:val="20"/>
+              </w:rPr>
+              <w:t xml:space="preserve">const int enablePin = </w:t>
+            </w:r>
+            <w:r>
+              <w:rPr>
+                <w:color w:val="538135" w:themeColor="accent6" w:themeShade="BF"/>
+              </w:rPr>
+              <w:t>'</w:t>
+            </w:r>
+            <w:r>
+              <w:rPr>
+                <w:rFonts w:hint="eastAsia"/>
+                <w:color w:val="5B9BD5" w:themeColor="accent5"/>
+                <w:sz w:val="18"/>
+                <w:szCs w:val="16"/>
+              </w:rPr>
+              <w:t>+</w:t>
+            </w:r>
+            <w:r>
+              <w:rPr>
+                <w:rFonts w:hint="eastAsia"/>
+                <w:color w:val="FF0000"/>
+                <w:sz w:val="18"/>
+                <w:szCs w:val="16"/>
+              </w:rPr>
+              <w:t>v</w:t>
+            </w:r>
+            <w:r>
+              <w:rPr>
+                <w:color w:val="FF0000"/>
+                <w:sz w:val="18"/>
+                <w:szCs w:val="16"/>
+              </w:rPr>
+              <w:t>alue_</w:t>
+            </w:r>
+            <w:r>
+              <w:rPr>
+                <w:rFonts w:hint="eastAsia"/>
+                <w:color w:val="FF0000"/>
+                <w:sz w:val="18"/>
+                <w:szCs w:val="16"/>
+              </w:rPr>
+              <w:t>e</w:t>
+            </w:r>
+            <w:r>
+              <w:rPr>
+                <w:color w:val="FF0000"/>
+                <w:sz w:val="18"/>
+                <w:szCs w:val="16"/>
+              </w:rPr>
+              <w:t>n</w:t>
+            </w:r>
+            <w:r>
+              <w:rPr>
+                <w:rFonts w:hint="eastAsia"/>
+                <w:color w:val="5B9BD5" w:themeColor="accent5"/>
+                <w:sz w:val="18"/>
+                <w:szCs w:val="16"/>
+              </w:rPr>
+              <w:t>+</w:t>
+            </w:r>
+            <w:r>
+              <w:rPr>
+                <w:color w:val="538135" w:themeColor="accent6" w:themeShade="BF"/>
+              </w:rPr>
+              <w:t>'</w:t>
+            </w:r>
+            <w:r>
+              <w:rPr>
+                <w:rFonts w:hint="eastAsia"/>
+                <w:sz w:val="20"/>
+                <w:szCs w:val="20"/>
+              </w:rPr>
+              <w:t xml:space="preserve">;  // </w:t>
             </w:r>
             <w:r>
               <w:rPr>
@@ -2441,23 +2582,105 @@
               </w:rPr>
               <w:t>啟用控制引腳</w:t>
             </w:r>
+            <w:r>
+              <w:rPr>
+                <w:color w:val="538135" w:themeColor="accent6" w:themeShade="BF"/>
+              </w:rPr>
+              <w:t>'</w:t>
+            </w:r>
           </w:p>
           <w:p>
             <w:pPr>
               <w:spacing w:line="200" w:lineRule="exact"/>
               <w:rPr>
-                <w:rFonts w:hint="eastAsia"/>
-                <w:sz w:val="20"/>
-                <w:szCs w:val="20"/>
-              </w:rPr>
-            </w:pPr>
-            <w:r>
-              <w:rPr>
-                <w:rFonts w:hint="eastAsia"/>
-                <w:sz w:val="20"/>
-                <w:szCs w:val="20"/>
-              </w:rPr>
-              <w:t>const int xdirPin = 5;     // x</w:t>
+                <w:sz w:val="20"/>
+                <w:szCs w:val="20"/>
+              </w:rPr>
+            </w:pPr>
+            <w:r>
+              <w:rPr>
+                <w:rFonts w:hint="eastAsia"/>
+                <w:sz w:val="20"/>
+                <w:szCs w:val="20"/>
+              </w:rPr>
+              <w:t xml:space="preserve"> </w:t>
+            </w:r>
+            <w:r>
+              <w:rPr>
+                <w:color w:val="538135" w:themeColor="accent6" w:themeShade="BF"/>
+              </w:rPr>
+              <w:t>'</w:t>
+            </w:r>
+            <w:r>
+              <w:rPr>
+                <w:rFonts w:hint="eastAsia"/>
+                <w:sz w:val="20"/>
+                <w:szCs w:val="20"/>
+              </w:rPr>
+              <w:t xml:space="preserve">const int xdirPin = </w:t>
+            </w:r>
+            <w:r>
+              <w:rPr>
+                <w:color w:val="538135" w:themeColor="accent6" w:themeShade="BF"/>
+              </w:rPr>
+              <w:t>'</w:t>
+            </w:r>
+            <w:r>
+              <w:rPr>
+                <w:rFonts w:hint="eastAsia"/>
+                <w:color w:val="5B9BD5" w:themeColor="accent5"/>
+                <w:sz w:val="18"/>
+                <w:szCs w:val="16"/>
+              </w:rPr>
+              <w:t>+</w:t>
+            </w:r>
+            <w:r>
+              <w:rPr>
+                <w:rFonts w:hint="eastAsia"/>
+                <w:color w:val="FF0000"/>
+                <w:sz w:val="18"/>
+                <w:szCs w:val="16"/>
+              </w:rPr>
+              <w:t>v</w:t>
+            </w:r>
+            <w:r>
+              <w:rPr>
+                <w:color w:val="FF0000"/>
+                <w:sz w:val="18"/>
+                <w:szCs w:val="16"/>
+              </w:rPr>
+              <w:t>alue_</w:t>
+            </w:r>
+            <w:r>
+              <w:rPr>
+                <w:color w:val="FF0000"/>
+                <w:sz w:val="18"/>
+                <w:szCs w:val="16"/>
+              </w:rPr>
+              <w:t>xdir</w:t>
+            </w:r>
+            <w:r>
+              <w:rPr>
+                <w:rFonts w:hint="eastAsia"/>
+                <w:color w:val="5B9BD5" w:themeColor="accent5"/>
+                <w:sz w:val="18"/>
+                <w:szCs w:val="16"/>
+              </w:rPr>
+              <w:t>+</w:t>
+            </w:r>
+            <w:r>
+              <w:rPr>
+                <w:color w:val="538135" w:themeColor="accent6" w:themeShade="BF"/>
+              </w:rPr>
+              <w:t>'</w:t>
+            </w:r>
+            <w:r>
+              <w:rPr>
+                <w:rFonts w:hint="eastAsia"/>
+                <w:sz w:val="20"/>
+                <w:szCs w:val="20"/>
+              </w:rPr>
+              <w:t>;     // x</w:t>
             </w:r>
             <w:r>
               <w:rPr>
@@ -2467,23 +2690,105 @@
               </w:rPr>
               <w:t>方向控制引腳</w:t>
             </w:r>
+            <w:r>
+              <w:rPr>
+                <w:color w:val="538135" w:themeColor="accent6" w:themeShade="BF"/>
+              </w:rPr>
+              <w:t>'</w:t>
+            </w:r>
           </w:p>
           <w:p>
             <w:pPr>
               <w:spacing w:line="200" w:lineRule="exact"/>
               <w:rPr>
-                <w:rFonts w:hint="eastAsia"/>
-                <w:sz w:val="20"/>
-                <w:szCs w:val="20"/>
-              </w:rPr>
-            </w:pPr>
-            <w:r>
-              <w:rPr>
-                <w:rFonts w:hint="eastAsia"/>
-                <w:sz w:val="20"/>
-                <w:szCs w:val="20"/>
-              </w:rPr>
-              <w:t>const int xstepPin = 2;    // x</w:t>
+                <w:sz w:val="20"/>
+                <w:szCs w:val="20"/>
+              </w:rPr>
+            </w:pPr>
+            <w:r>
+              <w:rPr>
+                <w:rFonts w:hint="eastAsia"/>
+                <w:sz w:val="20"/>
+                <w:szCs w:val="20"/>
+              </w:rPr>
+              <w:t xml:space="preserve"> </w:t>
+            </w:r>
+            <w:r>
+              <w:rPr>
+                <w:color w:val="538135" w:themeColor="accent6" w:themeShade="BF"/>
+              </w:rPr>
+              <w:t>'</w:t>
+            </w:r>
+            <w:r>
+              <w:rPr>
+                <w:rFonts w:hint="eastAsia"/>
+                <w:sz w:val="20"/>
+                <w:szCs w:val="20"/>
+              </w:rPr>
+              <w:t xml:space="preserve">const int xstepPin = </w:t>
+            </w:r>
+            <w:r>
+              <w:rPr>
+                <w:color w:val="538135" w:themeColor="accent6" w:themeShade="BF"/>
+              </w:rPr>
+              <w:t>'</w:t>
+            </w:r>
+            <w:r>
+              <w:rPr>
+                <w:rFonts w:hint="eastAsia"/>
+                <w:color w:val="5B9BD5" w:themeColor="accent5"/>
+                <w:sz w:val="18"/>
+                <w:szCs w:val="16"/>
+              </w:rPr>
+              <w:t>+</w:t>
+            </w:r>
+            <w:r>
+              <w:rPr>
+                <w:rFonts w:hint="eastAsia"/>
+                <w:color w:val="FF0000"/>
+                <w:sz w:val="18"/>
+                <w:szCs w:val="16"/>
+              </w:rPr>
+              <w:t>v</w:t>
+            </w:r>
+            <w:r>
+              <w:rPr>
+                <w:color w:val="FF0000"/>
+                <w:sz w:val="18"/>
+                <w:szCs w:val="16"/>
+              </w:rPr>
+              <w:t>alue_</w:t>
+            </w:r>
+            <w:r>
+              <w:rPr>
+                <w:color w:val="FF0000"/>
+                <w:sz w:val="18"/>
+                <w:szCs w:val="16"/>
+              </w:rPr>
+              <w:t>xstep</w:t>
+            </w:r>
+            <w:r>
+              <w:rPr>
+                <w:rFonts w:hint="eastAsia"/>
+                <w:color w:val="5B9BD5" w:themeColor="accent5"/>
+                <w:sz w:val="18"/>
+                <w:szCs w:val="16"/>
+              </w:rPr>
+              <w:t>+</w:t>
+            </w:r>
+            <w:r>
+              <w:rPr>
+                <w:color w:val="538135" w:themeColor="accent6" w:themeShade="BF"/>
+              </w:rPr>
+              <w:t>'</w:t>
+            </w:r>
+            <w:r>
+              <w:rPr>
+                <w:rFonts w:hint="eastAsia"/>
+                <w:sz w:val="20"/>
+                <w:szCs w:val="20"/>
+              </w:rPr>
+              <w:t>;    // x</w:t>
             </w:r>
             <w:r>
               <w:rPr>
@@ -2493,23 +2798,105 @@
               </w:rPr>
               <w:t>步進控制引腳</w:t>
             </w:r>
+            <w:r>
+              <w:rPr>
+                <w:color w:val="538135" w:themeColor="accent6" w:themeShade="BF"/>
+              </w:rPr>
+              <w:t>'</w:t>
+            </w:r>
           </w:p>
           <w:p>
             <w:pPr>
               <w:spacing w:line="200" w:lineRule="exact"/>
               <w:rPr>
-                <w:rFonts w:hint="eastAsia"/>
-                <w:sz w:val="20"/>
-                <w:szCs w:val="20"/>
-              </w:rPr>
-            </w:pPr>
-            <w:r>
-              <w:rPr>
-                <w:rFonts w:hint="eastAsia"/>
-                <w:sz w:val="20"/>
-                <w:szCs w:val="20"/>
-              </w:rPr>
-              <w:t>const int ydirPin = 6;     // y</w:t>
+                <w:sz w:val="20"/>
+                <w:szCs w:val="20"/>
+              </w:rPr>
+            </w:pPr>
+            <w:r>
+              <w:rPr>
+                <w:rFonts w:hint="eastAsia"/>
+                <w:sz w:val="20"/>
+                <w:szCs w:val="20"/>
+              </w:rPr>
+              <w:t xml:space="preserve"> </w:t>
+            </w:r>
+            <w:r>
+              <w:rPr>
+                <w:color w:val="538135" w:themeColor="accent6" w:themeShade="BF"/>
+              </w:rPr>
+              <w:t>'</w:t>
+            </w:r>
+            <w:r>
+              <w:rPr>
+                <w:rFonts w:hint="eastAsia"/>
+                <w:sz w:val="20"/>
+                <w:szCs w:val="20"/>
+              </w:rPr>
+              <w:t xml:space="preserve">const int ydirPin = </w:t>
+            </w:r>
+            <w:r>
+              <w:rPr>
+                <w:color w:val="538135" w:themeColor="accent6" w:themeShade="BF"/>
+              </w:rPr>
+              <w:t>'</w:t>
+            </w:r>
+            <w:r>
+              <w:rPr>
+                <w:rFonts w:hint="eastAsia"/>
+                <w:color w:val="5B9BD5" w:themeColor="accent5"/>
+                <w:sz w:val="18"/>
+                <w:szCs w:val="16"/>
+              </w:rPr>
+              <w:t>+</w:t>
+            </w:r>
+            <w:r>
+              <w:rPr>
+                <w:rFonts w:hint="eastAsia"/>
+                <w:color w:val="FF0000"/>
+                <w:sz w:val="18"/>
+                <w:szCs w:val="16"/>
+              </w:rPr>
+              <w:t>v</w:t>
+            </w:r>
+            <w:r>
+              <w:rPr>
+                <w:color w:val="FF0000"/>
+                <w:sz w:val="18"/>
+                <w:szCs w:val="16"/>
+              </w:rPr>
+              <w:t>alue_</w:t>
+            </w:r>
+            <w:r>
+              <w:rPr>
+                <w:color w:val="FF0000"/>
+                <w:sz w:val="18"/>
+                <w:szCs w:val="16"/>
+              </w:rPr>
+              <w:t>ydir</w:t>
+            </w:r>
+            <w:r>
+              <w:rPr>
+                <w:rFonts w:hint="eastAsia"/>
+                <w:color w:val="5B9BD5" w:themeColor="accent5"/>
+                <w:sz w:val="18"/>
+                <w:szCs w:val="16"/>
+              </w:rPr>
+              <w:t>+</w:t>
+            </w:r>
+            <w:r>
+              <w:rPr>
+                <w:color w:val="538135" w:themeColor="accent6" w:themeShade="BF"/>
+              </w:rPr>
+              <w:t>'</w:t>
+            </w:r>
+            <w:r>
+              <w:rPr>
+                <w:rFonts w:hint="eastAsia"/>
+                <w:sz w:val="20"/>
+                <w:szCs w:val="20"/>
+              </w:rPr>
+              <w:t>;     // y</w:t>
             </w:r>
             <w:r>
               <w:rPr>
@@ -2518,6 +2905,12 @@
                 <w:szCs w:val="20"/>
               </w:rPr>
               <w:t>方向控制引腳</w:t>
+            </w:r>
+            <w:r>
+              <w:rPr>
+                <w:color w:val="538135" w:themeColor="accent6" w:themeShade="BF"/>
+              </w:rPr>
+              <w:t>'</w:t>
             </w:r>
           </w:p>
           <w:p>
@@ -2534,7 +2927,84 @@
                 <w:sz w:val="20"/>
                 <w:szCs w:val="20"/>
               </w:rPr>
-              <w:t>const int ystepPin = 3;    // y</w:t>
+              <w:t xml:space="preserve"> </w:t>
+            </w:r>
+            <w:r>
+              <w:rPr>
+                <w:color w:val="538135" w:themeColor="accent6" w:themeShade="BF"/>
+              </w:rPr>
+              <w:t>'</w:t>
+            </w:r>
+            <w:r>
+              <w:rPr>
+                <w:rFonts w:hint="eastAsia"/>
+                <w:sz w:val="20"/>
+                <w:szCs w:val="20"/>
+              </w:rPr>
+              <w:t xml:space="preserve">const int ystepPin = </w:t>
+            </w:r>
+            <w:r>
+              <w:rPr>
+                <w:color w:val="538135" w:themeColor="accent6" w:themeShade="BF"/>
+              </w:rPr>
+              <w:t>'</w:t>
+            </w:r>
+            <w:r>
+              <w:rPr>
+                <w:rFonts w:hint="eastAsia"/>
+                <w:color w:val="5B9BD5" w:themeColor="accent5"/>
+                <w:sz w:val="18"/>
+                <w:szCs w:val="16"/>
+              </w:rPr>
+              <w:t>+</w:t>
+            </w:r>
+            <w:r>
+              <w:rPr>
+                <w:rFonts w:hint="eastAsia"/>
+                <w:color w:val="FF0000"/>
+                <w:sz w:val="18"/>
+                <w:szCs w:val="16"/>
+              </w:rPr>
+              <w:t>v</w:t>
+            </w:r>
+            <w:r>
+              <w:rPr>
+                <w:color w:val="FF0000"/>
+                <w:sz w:val="18"/>
+                <w:szCs w:val="16"/>
+              </w:rPr>
+              <w:t>alue_</w:t>
+            </w:r>
+            <w:r>
+              <w:rPr>
+                <w:color w:val="FF0000"/>
+                <w:sz w:val="18"/>
+                <w:szCs w:val="16"/>
+              </w:rPr>
+              <w:t>ystep</w:t>
+            </w:r>
+            <w:r>
+              <w:rPr>
+                <w:rFonts w:hint="eastAsia"/>
+                <w:color w:val="5B9BD5" w:themeColor="accent5"/>
+                <w:sz w:val="18"/>
+                <w:szCs w:val="16"/>
+              </w:rPr>
+              <w:t>+</w:t>
+            </w:r>
+            <w:r>
+              <w:rPr>
+                <w:color w:val="538135" w:themeColor="accent6" w:themeShade="BF"/>
+              </w:rPr>
+              <w:t>'</w:t>
+            </w:r>
+            <w:r>
+              <w:rPr>
+                <w:rFonts w:hint="eastAsia"/>
+                <w:sz w:val="20"/>
+                <w:szCs w:val="20"/>
+              </w:rPr>
+              <w:t>;    // y</w:t>
             </w:r>
             <w:r>
               <w:rPr>
@@ -2543,6 +3013,12 @@
                 <w:szCs w:val="20"/>
               </w:rPr>
               <w:t>步進控制引腳</w:t>
+            </w:r>
+            <w:r>
+              <w:rPr>
+                <w:color w:val="538135" w:themeColor="accent6" w:themeShade="BF"/>
+              </w:rPr>
+              <w:t>'</w:t>
             </w:r>
           </w:p>
           <w:p>
@@ -2550,10 +3026,27 @@
               <w:adjustRightInd w:val="0"/>
               <w:snapToGrid w:val="0"/>
               <w:rPr>
-                <w:rFonts w:hint="eastAsia"/>
                 <w:color w:val="538135" w:themeColor="accent6" w:themeShade="BF"/>
               </w:rPr>
             </w:pPr>
+          </w:p>
+          <w:p>
+            <w:pPr>
+              <w:adjustRightInd w:val="0"/>
+              <w:snapToGrid w:val="0"/>
+              <w:rPr>
+                <w:color w:val="538135" w:themeColor="accent6" w:themeShade="BF"/>
+              </w:rPr>
+            </w:pPr>
+            <w:r>
+              <w:rPr>
+                <w:rFonts w:ascii="Arial Unicode MS" w:hAnsi="Arial Unicode MS"/>
+                <w:color w:val="008800"/>
+                <w:sz w:val="20"/>
+                <w:szCs w:val="20"/>
+              </w:rPr>
+              <w:t>_03imi_unogoods_uart</w:t>
+            </w:r>
           </w:p>
           <w:p>
             <w:pPr>
@@ -3275,11 +3768,24 @@
             <w:pPr>
               <w:spacing w:line="200" w:lineRule="exact"/>
               <w:rPr>
-                <w:rFonts w:hint="eastAsia"/>
-                <w:sz w:val="20"/>
-                <w:szCs w:val="20"/>
-              </w:rPr>
-            </w:pPr>
+                <w:sz w:val="20"/>
+                <w:szCs w:val="20"/>
+              </w:rPr>
+            </w:pPr>
+            <w:r>
+              <w:rPr>
+                <w:rFonts w:hint="eastAsia"/>
+                <w:sz w:val="20"/>
+                <w:szCs w:val="20"/>
+              </w:rPr>
+              <w:t xml:space="preserve"> </w:t>
+            </w:r>
+            <w:r>
+              <w:rPr>
+                <w:color w:val="538135" w:themeColor="accent6" w:themeShade="BF"/>
+              </w:rPr>
+              <w:t>'</w:t>
+            </w:r>
             <w:r>
               <w:rPr>
                 <w:rFonts w:hint="eastAsia"/>
@@ -3296,17 +3802,194 @@
               </w:rPr>
               <w:t>通訊</w:t>
             </w:r>
-          </w:p>
-          <w:p>
-            <w:r>
-              <w:rPr>
-                <w:sz w:val="20"/>
-                <w:szCs w:val="20"/>
-              </w:rPr>
-              <w:t>SoftwareSerial ESP32Serial(19, 18);</w:t>
-            </w:r>
-          </w:p>
-          <w:p/>
+            <w:r>
+              <w:rPr>
+                <w:color w:val="538135" w:themeColor="accent6" w:themeShade="BF"/>
+              </w:rPr>
+              <w:t>'</w:t>
+            </w:r>
+          </w:p>
+          <w:p>
+            <w:r>
+              <w:rPr>
+                <w:rFonts w:hint="eastAsia"/>
+                <w:sz w:val="20"/>
+                <w:szCs w:val="20"/>
+              </w:rPr>
+              <w:t xml:space="preserve"> </w:t>
+            </w:r>
+            <w:r>
+              <w:rPr>
+                <w:color w:val="538135" w:themeColor="accent6" w:themeShade="BF"/>
+              </w:rPr>
+              <w:t>'</w:t>
+            </w:r>
+            <w:r>
+              <w:rPr>
+                <w:sz w:val="20"/>
+                <w:szCs w:val="20"/>
+              </w:rPr>
+              <w:t>SoftwareSerial ESP32Serial(</w:t>
+            </w:r>
+            <w:r>
+              <w:rPr>
+                <w:color w:val="538135" w:themeColor="accent6" w:themeShade="BF"/>
+              </w:rPr>
+              <w:t>'</w:t>
+            </w:r>
+            <w:r>
+              <w:rPr>
+                <w:rFonts w:hint="eastAsia"/>
+                <w:color w:val="5B9BD5" w:themeColor="accent5"/>
+                <w:sz w:val="18"/>
+                <w:szCs w:val="16"/>
+              </w:rPr>
+              <w:t>+</w:t>
+            </w:r>
+            <w:r>
+              <w:rPr>
+                <w:rFonts w:hint="eastAsia"/>
+                <w:color w:val="FF0000"/>
+                <w:sz w:val="18"/>
+                <w:szCs w:val="16"/>
+              </w:rPr>
+              <w:t>v</w:t>
+            </w:r>
+            <w:r>
+              <w:rPr>
+                <w:color w:val="FF0000"/>
+                <w:sz w:val="18"/>
+                <w:szCs w:val="16"/>
+              </w:rPr>
+              <w:t>alue_</w:t>
+            </w:r>
+            <w:r>
+              <w:rPr>
+                <w:color w:val="FF0000"/>
+                <w:sz w:val="18"/>
+                <w:szCs w:val="16"/>
+              </w:rPr>
+              <w:t>rx</w:t>
+            </w:r>
+            <w:r>
+              <w:rPr>
+                <w:rFonts w:hint="eastAsia"/>
+                <w:color w:val="5B9BD5" w:themeColor="accent5"/>
+                <w:sz w:val="18"/>
+                <w:szCs w:val="16"/>
+              </w:rPr>
+              <w:t>+</w:t>
+            </w:r>
+            <w:r>
+              <w:rPr>
+                <w:color w:val="538135" w:themeColor="accent6" w:themeShade="BF"/>
+              </w:rPr>
+              <w:t>'</w:t>
+            </w:r>
+            <w:r>
+              <w:rPr>
+                <w:sz w:val="20"/>
+                <w:szCs w:val="20"/>
+              </w:rPr>
+              <w:t>,</w:t>
+            </w:r>
+            <w:r>
+              <w:rPr>
+                <w:color w:val="538135" w:themeColor="accent6" w:themeShade="BF"/>
+              </w:rPr>
+              <w:t>'</w:t>
+            </w:r>
+            <w:r>
+              <w:rPr>
+                <w:sz w:val="20"/>
+                <w:szCs w:val="20"/>
+              </w:rPr>
+              <w:t xml:space="preserve"> </w:t>
+            </w:r>
+            <w:r>
+              <w:rPr>
+                <w:rFonts w:hint="eastAsia"/>
+                <w:color w:val="5B9BD5" w:themeColor="accent5"/>
+                <w:sz w:val="18"/>
+                <w:szCs w:val="16"/>
+              </w:rPr>
+              <w:t>+</w:t>
+            </w:r>
+            <w:r>
+              <w:rPr>
+                <w:rFonts w:hint="eastAsia"/>
+                <w:color w:val="FF0000"/>
+                <w:sz w:val="18"/>
+                <w:szCs w:val="16"/>
+              </w:rPr>
+              <w:t>v</w:t>
+            </w:r>
+            <w:r>
+              <w:rPr>
+                <w:color w:val="FF0000"/>
+                <w:sz w:val="18"/>
+                <w:szCs w:val="16"/>
+              </w:rPr>
+              <w:t>alue_</w:t>
+            </w:r>
+            <w:r>
+              <w:rPr>
+                <w:color w:val="FF0000"/>
+                <w:sz w:val="18"/>
+                <w:szCs w:val="16"/>
+              </w:rPr>
+              <w:t>tx</w:t>
+            </w:r>
+            <w:r>
+              <w:rPr>
+                <w:rFonts w:hint="eastAsia"/>
+                <w:color w:val="5B9BD5" w:themeColor="accent5"/>
+                <w:sz w:val="18"/>
+                <w:szCs w:val="16"/>
+              </w:rPr>
+              <w:t>+</w:t>
+            </w:r>
+            <w:r>
+              <w:rPr>
+                <w:color w:val="538135" w:themeColor="accent6" w:themeShade="BF"/>
+              </w:rPr>
+              <w:t>'</w:t>
+            </w:r>
+            <w:r>
+              <w:rPr>
+                <w:sz w:val="20"/>
+                <w:szCs w:val="20"/>
+              </w:rPr>
+              <w:t>);</w:t>
+            </w:r>
+            <w:r>
+              <w:rPr>
+                <w:color w:val="538135" w:themeColor="accent6" w:themeShade="BF"/>
+              </w:rPr>
+              <w:t>'</w:t>
+            </w:r>
+          </w:p>
+          <w:p>
+            <w:pPr>
+              <w:rPr>
+                <w:rFonts w:ascii="Arial Unicode MS" w:hAnsi="Arial Unicode MS"/>
+                <w:color w:val="008800"/>
+                <w:sz w:val="20"/>
+                <w:szCs w:val="20"/>
+              </w:rPr>
+            </w:pPr>
+          </w:p>
+          <w:p>
+            <w:r>
+              <w:rPr>
+                <w:rFonts w:ascii="Arial Unicode MS" w:hAnsi="Arial Unicode MS"/>
+                <w:color w:val="008800"/>
+                <w:sz w:val="20"/>
+                <w:szCs w:val="20"/>
+              </w:rPr>
+              <w:t>_04imi_unogoods_servopin</w:t>
+            </w:r>
+          </w:p>
           <w:p>
             <w:r>
               <w:rPr>
@@ -3862,11 +4545,24 @@
             <w:pPr>
               <w:spacing w:line="200" w:lineRule="exact"/>
               <w:rPr>
-                <w:rFonts w:hint="eastAsia"/>
-                <w:sz w:val="20"/>
-                <w:szCs w:val="20"/>
-              </w:rPr>
-            </w:pPr>
+                <w:sz w:val="20"/>
+                <w:szCs w:val="20"/>
+              </w:rPr>
+            </w:pPr>
+            <w:r>
+              <w:rPr>
+                <w:rFonts w:hint="eastAsia"/>
+                <w:sz w:val="20"/>
+                <w:szCs w:val="20"/>
+              </w:rPr>
+              <w:t xml:space="preserve"> </w:t>
+            </w:r>
+            <w:r>
+              <w:rPr>
+                <w:color w:val="538135" w:themeColor="accent6" w:themeShade="BF"/>
+              </w:rPr>
+              <w:t>'</w:t>
+            </w:r>
             <w:r>
               <w:rPr>
                 <w:rFonts w:hint="eastAsia"/>
@@ -3881,7 +4577,23 @@
                 <w:sz w:val="20"/>
                 <w:szCs w:val="20"/>
               </w:rPr>
-              <w:t>伺服馬達腳位（接在</w:t>
+              <w:t>伺服馬達腳位</w:t>
+            </w:r>
+            <w:r>
+              <w:rPr>
+                <w:rFonts w:hint="eastAsia"/>
+                <w:sz w:val="20"/>
+                <w:szCs w:val="20"/>
+              </w:rPr>
+              <w:t>(</w:t>
+            </w:r>
+            <w:r>
+              <w:rPr>
+                <w:rFonts w:hint="eastAsia"/>
+                <w:sz w:val="20"/>
+                <w:szCs w:val="20"/>
+              </w:rPr>
+              <w:t>接在</w:t>
             </w:r>
             <w:r>
               <w:rPr>
@@ -3913,21 +4625,104 @@
                 <w:sz w:val="20"/>
                 <w:szCs w:val="20"/>
               </w:rPr>
-              <w:t>）</w:t>
-            </w:r>
-          </w:p>
-          <w:p>
-            <w:pPr>
-              <w:rPr>
-                <w:rFonts w:hint="eastAsia"/>
-              </w:rPr>
-            </w:pPr>
-            <w:r>
-              <w:rPr>
-                <w:sz w:val="20"/>
-                <w:szCs w:val="20"/>
-              </w:rPr>
-              <w:t xml:space="preserve">const int servoPin = 11;   </w:t>
+              <w:t>)</w:t>
+            </w:r>
+            <w:r>
+              <w:rPr>
+                <w:color w:val="538135" w:themeColor="accent6" w:themeShade="BF"/>
+              </w:rPr>
+              <w:t>'</w:t>
+            </w:r>
+          </w:p>
+          <w:p>
+            <w:r>
+              <w:rPr>
+                <w:rFonts w:hint="eastAsia"/>
+                <w:sz w:val="20"/>
+                <w:szCs w:val="20"/>
+              </w:rPr>
+              <w:t xml:space="preserve"> </w:t>
+            </w:r>
+            <w:r>
+              <w:rPr>
+                <w:color w:val="538135" w:themeColor="accent6" w:themeShade="BF"/>
+              </w:rPr>
+              <w:t>'</w:t>
+            </w:r>
+            <w:r>
+              <w:rPr>
+                <w:sz w:val="20"/>
+                <w:szCs w:val="20"/>
+              </w:rPr>
+              <w:t xml:space="preserve">const int servoPin = </w:t>
+            </w:r>
+            <w:r>
+              <w:rPr>
+                <w:color w:val="538135" w:themeColor="accent6" w:themeShade="BF"/>
+              </w:rPr>
+              <w:t>'</w:t>
+            </w:r>
+            <w:r>
+              <w:rPr>
+                <w:rFonts w:hint="eastAsia"/>
+                <w:color w:val="5B9BD5" w:themeColor="accent5"/>
+                <w:sz w:val="18"/>
+                <w:szCs w:val="16"/>
+              </w:rPr>
+              <w:t>+</w:t>
+            </w:r>
+            <w:r>
+              <w:rPr>
+                <w:rFonts w:hint="eastAsia"/>
+                <w:color w:val="FF0000"/>
+                <w:sz w:val="18"/>
+                <w:szCs w:val="16"/>
+              </w:rPr>
+              <w:t>v</w:t>
+            </w:r>
+            <w:r>
+              <w:rPr>
+                <w:color w:val="FF0000"/>
+                <w:sz w:val="18"/>
+                <w:szCs w:val="16"/>
+              </w:rPr>
+              <w:t>alue_</w:t>
+            </w:r>
+            <w:r>
+              <w:rPr>
+                <w:color w:val="FF0000"/>
+                <w:sz w:val="18"/>
+                <w:szCs w:val="16"/>
+              </w:rPr>
+              <w:t>servo</w:t>
+            </w:r>
+            <w:r>
+              <w:rPr>
+                <w:rFonts w:hint="eastAsia"/>
+                <w:color w:val="5B9BD5" w:themeColor="accent5"/>
+                <w:sz w:val="18"/>
+                <w:szCs w:val="16"/>
+              </w:rPr>
+              <w:t>+</w:t>
+            </w:r>
+            <w:r>
+              <w:rPr>
+                <w:color w:val="538135" w:themeColor="accent6" w:themeShade="BF"/>
+              </w:rPr>
+              <w:t>'</w:t>
+            </w:r>
+            <w:r>
+              <w:rPr>
+                <w:sz w:val="20"/>
+                <w:szCs w:val="20"/>
+              </w:rPr>
+              <w:t>;</w:t>
+            </w:r>
+            <w:r>
+              <w:rPr>
+                <w:color w:val="538135" w:themeColor="accent6" w:themeShade="BF"/>
+              </w:rPr>
+              <w:t>'</w:t>
             </w:r>
           </w:p>
         </w:tc>
@@ -3997,7 +4792,6 @@
             <w:pPr>
               <w:spacing w:line="200" w:lineRule="exact"/>
               <w:rPr>
-                <w:rFonts w:hint="eastAsia"/>
                 <w:sz w:val="20"/>
                 <w:szCs w:val="20"/>
               </w:rPr>
@@ -4031,7 +4825,6 @@
             <w:pPr>
               <w:spacing w:line="200" w:lineRule="exact"/>
               <w:rPr>
-                <w:rFonts w:hint="eastAsia"/>
                 <w:sz w:val="20"/>
                 <w:szCs w:val="20"/>
               </w:rPr>
@@ -4050,7 +4843,6 @@
             <w:pPr>
               <w:spacing w:line="200" w:lineRule="exact"/>
               <w:rPr>
-                <w:rFonts w:hint="eastAsia"/>
                 <w:sz w:val="20"/>
                 <w:szCs w:val="20"/>
               </w:rPr>
@@ -4058,17 +4850,14 @@
             <w:r>
               <w:rPr>
                 <w:noProof/>
-                <w:color w:val="ED7D31" w:themeColor="accent2"/>
-                <w:sz w:val="20"/>
-                <w:szCs w:val="20"/>
               </w:rPr>
               <mc:AlternateContent>
                 <mc:Choice Requires="wps">
                   <w:drawing>
-                    <wp:inline distT="0" distB="0" distL="0" distR="0" wp14:anchorId="73FF96B7" wp14:editId="2F45EA03">
-                      <wp:extent cx="1310637" cy="259752"/>
-                      <wp:effectExtent l="0" t="0" r="23495" b="26035"/>
-                      <wp:docPr id="174" name="圓角矩形 4"/>
+                    <wp:inline distT="0" distB="0" distL="0" distR="0" wp14:anchorId="7BF20629" wp14:editId="3492D0B1">
+                      <wp:extent cx="1310637" cy="295959"/>
+                      <wp:effectExtent l="0" t="0" r="23495" b="27940"/>
+                      <wp:docPr id="77" name="圓角矩形 4"/>
                       <wp:cNvGraphicFramePr/>
                       <a:graphic xmlns:a="http://schemas.openxmlformats.org/drawingml/2006/main">
                         <a:graphicData uri="http://schemas.microsoft.com/office/word/2010/wordprocessingShape">
@@ -4077,7 +4866,7 @@
                             <wps:spPr>
                               <a:xfrm>
                                 <a:off x="0" y="0"/>
-                                <a:ext cx="1310637" cy="259752"/>
+                                <a:ext cx="1310637" cy="295959"/>
                               </a:xfrm>
                               <a:custGeom>
                                 <a:avLst/>
@@ -4354,27 +5143,23 @@
                               <w:txbxContent>
                                 <w:p>
                                   <w:pPr>
-                                    <w:pStyle w:val="Web"/>
-                                    <w:spacing w:before="0" w:beforeAutospacing="0" w:after="0" w:afterAutospacing="0"/>
                                     <w:rPr>
-                                      <w:sz w:val="22"/>
+                                      <w:rFonts w:hAnsi="Calibri" w:cs="Times New Roman"/>
+                                      <w:color w:val="FFFFFF" w:themeColor="light1"/>
+                                      <w:szCs w:val="24"/>
                                     </w:rPr>
                                   </w:pPr>
                                   <w:r>
                                     <w:rPr>
-                                      <w:rFonts w:asciiTheme="minorHAnsi" w:eastAsiaTheme="minorEastAsia" w:hAnsi="Calibri" w:cs="Times New Roman"/>
+                                      <w:rFonts w:hAnsi="Calibri" w:cs="Times New Roman"/>
                                       <w:color w:val="FFFFFF" w:themeColor="light1"/>
-                                      <w:kern w:val="2"/>
-                                      <w:sz w:val="22"/>
                                     </w:rPr>
                                     <w:t>Statements</w:t>
                                   </w:r>
                                   <w:r>
                                     <w:rPr>
-                                      <w:rFonts w:asciiTheme="minorHAnsi" w:eastAsiaTheme="minorEastAsia" w:cs="Times New Roman" w:hint="eastAsia"/>
+                                      <w:rFonts w:cs="Times New Roman" w:hint="eastAsia"/>
                                       <w:color w:val="FFFFFF" w:themeColor="light1"/>
-                                      <w:kern w:val="2"/>
-                                      <w:sz w:val="22"/>
                                     </w:rPr>
                                     <w:t>區塊</w:t>
                                   </w:r>
@@ -4395,35 +5180,31 @@
                 </mc:Choice>
                 <mc:Fallback>
                   <w:pict>
-                    <v:shape w14:anchorId="73FF96B7" id="圓角矩形 4" o:spid="_x0000_s1041" style="width:103.2pt;height:20.45pt;visibility:visible;mso-wrap-style:square;mso-left-percent:-10001;mso-top-percent:-10001;mso-position-horizontal:absolute;mso-position-horizontal-relative:char;mso-position-vertical:absolute;mso-position-vertical-relative:line;mso-left-percent:-10001;mso-top-percent:-10001;v-text-anchor:middle" coordsize="4424680,421640" o:spt="100" o:gfxdata="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" adj="-11796480,,5400" path="m,60115c,26914,26914,,60115,v96802,,147883,121920,290405,l4364565,v33201,,60115,26914,60115,60115l4424680,300565v,33201,-26914,60115,-60115,60115l330200,360680v-191628,137160,-180057,,-270085,c26914,360680,,333766,,300565l,60115xe" fillcolor="#4472c4 [3204]" strokecolor="#1f3763 [1604]" strokeweight="1pt">
+                    <v:shape w14:anchorId="7BF20629" id="圓角矩形 4" o:spid="_x0000_s1041" style="width:103.2pt;height:23.3pt;visibility:visible;mso-wrap-style:square;mso-left-percent:-10001;mso-top-percent:-10001;mso-position-horizontal:absolute;mso-position-horizontal-relative:char;mso-position-vertical:absolute;mso-position-vertical-relative:line;mso-left-percent:-10001;mso-top-percent:-10001;v-text-anchor:middle" coordsize="4424680,421640" o:spt="100" o:gfxdata="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" adj="-11796480,,5400" path="m,60115c,26914,26914,,60115,v96802,,147883,121920,290405,l4364565,v33201,,60115,26914,60115,60115l4424680,300565v,33201,-26914,60115,-60115,60115l330200,360680v-191628,137160,-180057,,-270085,c26914,360680,,333766,,300565l,60115xe" fillcolor="#4472c4 [3204]" strokecolor="#1f3763 [1604]" strokeweight="1pt">
                       <v:stroke joinstyle="miter"/>
                       <v:formulas/>
-                      <v:path arrowok="t" o:connecttype="custom" o:connectlocs="0,37034;17807,0;103828,0;1292830,0;1310637,37034;1310637,185164;1292830,222197;97809,222197;17807,222197;0,185164;0,37034" o:connectangles="0,0,0,0,0,0,0,0,0,0,0" textboxrect="0,0,4424680,421640"/>
+                      <v:path arrowok="t" o:connecttype="custom" o:connectlocs="0,42196;17807,0;103828,0;1292830,0;1310637,42196;1310637,210974;1292830,253170;97809,253170;17807,253170;0,210974;0,42196" o:connectangles="0,0,0,0,0,0,0,0,0,0,0" textboxrect="0,0,4424680,421640"/>
                       <v:textbox>
                         <w:txbxContent>
                           <w:p>
                             <w:pPr>
-                              <w:pStyle w:val="Web"/>
-                              <w:spacing w:before="0" w:beforeAutospacing="0" w:after="0" w:afterAutospacing="0"/>
                               <w:rPr>
-                                <w:sz w:val="22"/>
+                                <w:rFonts w:hAnsi="Calibri" w:cs="Times New Roman"/>
+                                <w:color w:val="FFFFFF" w:themeColor="light1"/>
+                                <w:szCs w:val="24"/>
                               </w:rPr>
                             </w:pPr>
                             <w:r>
                               <w:rPr>
-                                <w:rFonts w:asciiTheme="minorHAnsi" w:eastAsiaTheme="minorEastAsia" w:hAnsi="Calibri" w:cs="Times New Roman"/>
+                                <w:rFonts w:hAnsi="Calibri" w:cs="Times New Roman"/>
                                 <w:color w:val="FFFFFF" w:themeColor="light1"/>
-                                <w:kern w:val="2"/>
-                                <w:sz w:val="22"/>
                               </w:rPr>
                               <w:t>Statements</w:t>
                             </w:r>
                             <w:r>
                               <w:rPr>
-                                <w:rFonts w:asciiTheme="minorHAnsi" w:eastAsiaTheme="minorEastAsia" w:cs="Times New Roman" w:hint="eastAsia"/>
+                                <w:rFonts w:cs="Times New Roman" w:hint="eastAsia"/>
                                 <w:color w:val="FFFFFF" w:themeColor="light1"/>
-                                <w:kern w:val="2"/>
-                                <w:sz w:val="22"/>
                               </w:rPr>
                               <w:t>區塊</w:t>
                             </w:r>
@@ -4441,7 +5222,6 @@
             <w:pPr>
               <w:spacing w:line="200" w:lineRule="exact"/>
               <w:rPr>
-                <w:rFonts w:hint="eastAsia"/>
                 <w:sz w:val="20"/>
                 <w:szCs w:val="20"/>
               </w:rPr>
@@ -4484,7 +5264,6 @@
             <w:pPr>
               <w:spacing w:line="200" w:lineRule="exact"/>
               <w:rPr>
-                <w:rFonts w:hint="eastAsia"/>
                 <w:sz w:val="20"/>
                 <w:szCs w:val="20"/>
               </w:rPr>
@@ -4535,26 +5314,41 @@
             <w:pPr>
               <w:spacing w:line="200" w:lineRule="exact"/>
               <w:rPr>
-                <w:rFonts w:hint="eastAsia"/>
-                <w:sz w:val="20"/>
-                <w:szCs w:val="20"/>
-              </w:rPr>
-            </w:pPr>
-            <w:r>
-              <w:rPr>
-                <w:rFonts w:hint="eastAsia"/>
-                <w:sz w:val="20"/>
-                <w:szCs w:val="20"/>
-              </w:rPr>
-              <w:t xml:space="preserve">const int moveSteps = 500;    // </w:t>
-            </w:r>
-            <w:r>
-              <w:rPr>
-                <w:rFonts w:hint="eastAsia"/>
-                <w:sz w:val="20"/>
-                <w:szCs w:val="20"/>
-              </w:rPr>
-              <w:t>測試電機運行使用的運行步數</w:t>
+                <w:sz w:val="20"/>
+                <w:szCs w:val="20"/>
+              </w:rPr>
+            </w:pPr>
+            <w:r>
+              <w:rPr>
+                <w:rFonts w:hint="eastAsia"/>
+                <w:sz w:val="20"/>
+                <w:szCs w:val="20"/>
+              </w:rPr>
+              <w:t xml:space="preserve">const int xMoveSteps = 500;    // </w:t>
+            </w:r>
+            <w:r>
+              <w:rPr>
+                <w:rFonts w:hint="eastAsia"/>
+                <w:sz w:val="20"/>
+                <w:szCs w:val="20"/>
+              </w:rPr>
+              <w:t>測試電機</w:t>
+            </w:r>
+            <w:r>
+              <w:rPr>
+                <w:rFonts w:hint="eastAsia"/>
+                <w:sz w:val="20"/>
+                <w:szCs w:val="20"/>
+              </w:rPr>
+              <w:t>1</w:t>
+            </w:r>
+            <w:r>
+              <w:rPr>
+                <w:rFonts w:hint="eastAsia"/>
+                <w:sz w:val="20"/>
+                <w:szCs w:val="20"/>
+              </w:rPr>
+              <w:t>運行使用的運行步數</w:t>
             </w:r>
           </w:p>
           <w:p>
@@ -4565,12 +5359,52 @@
                 <w:szCs w:val="20"/>
               </w:rPr>
             </w:pPr>
+            <w:r>
+              <w:rPr>
+                <w:rFonts w:hint="eastAsia"/>
+                <w:sz w:val="20"/>
+                <w:szCs w:val="20"/>
+              </w:rPr>
+              <w:t xml:space="preserve">const int yMoveSteps = 500;    // </w:t>
+            </w:r>
+            <w:r>
+              <w:rPr>
+                <w:rFonts w:hint="eastAsia"/>
+                <w:sz w:val="20"/>
+                <w:szCs w:val="20"/>
+              </w:rPr>
+              <w:t>測試電機</w:t>
+            </w:r>
+            <w:r>
+              <w:rPr>
+                <w:rFonts w:hint="eastAsia"/>
+                <w:sz w:val="20"/>
+                <w:szCs w:val="20"/>
+              </w:rPr>
+              <w:t>2</w:t>
+            </w:r>
+            <w:r>
+              <w:rPr>
+                <w:rFonts w:hint="eastAsia"/>
+                <w:sz w:val="20"/>
+                <w:szCs w:val="20"/>
+              </w:rPr>
+              <w:t>運行使用的運行步數</w:t>
+            </w:r>
           </w:p>
           <w:p>
             <w:pPr>
               <w:spacing w:line="200" w:lineRule="exact"/>
               <w:rPr>
-                <w:rFonts w:hint="eastAsia"/>
+                <w:sz w:val="20"/>
+                <w:szCs w:val="20"/>
+              </w:rPr>
+            </w:pPr>
+          </w:p>
+          <w:p>
+            <w:pPr>
+              <w:spacing w:line="200" w:lineRule="exact"/>
+              <w:rPr>
                 <w:sz w:val="20"/>
                 <w:szCs w:val="20"/>
               </w:rPr>
@@ -4604,7 +5438,6 @@
             <w:pPr>
               <w:spacing w:line="200" w:lineRule="exact"/>
               <w:rPr>
-                <w:rFonts w:hint="eastAsia"/>
                 <w:sz w:val="20"/>
                 <w:szCs w:val="20"/>
               </w:rPr>
@@ -4680,7 +5513,7 @@
               <w:rPr>
                 <w:sz w:val="20"/>
                 <w:szCs w:val="20"/>
-                <w:shd w:val="clear" w:color="auto" w:fill="FFC000" w:themeFill="accent4"/>
+                <w:shd w:val="clear" w:color="auto" w:fill="ED7D31" w:themeFill="accent2"/>
               </w:rPr>
               <w:t>void setup() {</w:t>
             </w:r>
@@ -4753,7 +5586,6 @@
             <w:pPr>
               <w:spacing w:line="200" w:lineRule="exact"/>
               <w:rPr>
-                <w:rFonts w:hint="eastAsia"/>
                 <w:sz w:val="20"/>
                 <w:szCs w:val="20"/>
               </w:rPr>
@@ -4820,7 +5652,6 @@
             <w:pPr>
               <w:spacing w:line="200" w:lineRule="exact"/>
               <w:rPr>
-                <w:rFonts w:hint="eastAsia"/>
                 <w:sz w:val="20"/>
                 <w:szCs w:val="20"/>
               </w:rPr>
@@ -4862,7 +5693,6 @@
             <w:pPr>
               <w:spacing w:line="200" w:lineRule="exact"/>
               <w:rPr>
-                <w:rFonts w:hint="eastAsia"/>
                 <w:sz w:val="20"/>
                 <w:szCs w:val="20"/>
               </w:rPr>
@@ -4904,7 +5734,6 @@
             <w:pPr>
               <w:spacing w:line="200" w:lineRule="exact"/>
               <w:rPr>
-                <w:rFonts w:hint="eastAsia"/>
                 <w:sz w:val="20"/>
                 <w:szCs w:val="20"/>
               </w:rPr>
@@ -4946,7 +5775,6 @@
             <w:pPr>
               <w:spacing w:line="200" w:lineRule="exact"/>
               <w:rPr>
-                <w:rFonts w:hint="eastAsia"/>
                 <w:sz w:val="20"/>
                 <w:szCs w:val="20"/>
               </w:rPr>
@@ -4997,7 +5825,6 @@
             <w:pPr>
               <w:spacing w:line="200" w:lineRule="exact"/>
               <w:rPr>
-                <w:rFonts w:hint="eastAsia"/>
                 <w:sz w:val="20"/>
                 <w:szCs w:val="20"/>
               </w:rPr>
@@ -5039,7 +5866,6 @@
             <w:pPr>
               <w:spacing w:line="200" w:lineRule="exact"/>
               <w:rPr>
-                <w:rFonts w:hint="eastAsia"/>
                 <w:sz w:val="20"/>
                 <w:szCs w:val="20"/>
               </w:rPr>
@@ -5074,7 +5900,6 @@
             <w:pPr>
               <w:spacing w:line="200" w:lineRule="exact"/>
               <w:rPr>
-                <w:rFonts w:hint="eastAsia"/>
                 <w:sz w:val="20"/>
                 <w:szCs w:val="20"/>
               </w:rPr>
@@ -5108,7 +5933,6 @@
             <w:pPr>
               <w:spacing w:line="200" w:lineRule="exact"/>
               <w:rPr>
-                <w:rFonts w:hint="eastAsia"/>
                 <w:sz w:val="20"/>
                 <w:szCs w:val="20"/>
               </w:rPr>
@@ -5142,7 +5966,6 @@
             <w:pPr>
               <w:spacing w:line="200" w:lineRule="exact"/>
               <w:rPr>
-                <w:rFonts w:hint="eastAsia"/>
                 <w:sz w:val="20"/>
                 <w:szCs w:val="20"/>
               </w:rPr>
@@ -5176,7 +5999,6 @@
             <w:pPr>
               <w:spacing w:line="200" w:lineRule="exact"/>
               <w:rPr>
-                <w:rFonts w:hint="eastAsia"/>
                 <w:sz w:val="20"/>
                 <w:szCs w:val="20"/>
               </w:rPr>
@@ -5218,7 +6040,64 @@
               <w:rPr>
                 <w:sz w:val="20"/>
                 <w:szCs w:val="20"/>
-                <w:shd w:val="clear" w:color="auto" w:fill="FFC000" w:themeFill="accent4"/>
+              </w:rPr>
+              <w:t xml:space="preserve">  </w:t>
+            </w:r>
+          </w:p>
+          <w:p>
+            <w:pPr>
+              <w:spacing w:line="200" w:lineRule="exact"/>
+              <w:rPr>
+                <w:sz w:val="20"/>
+                <w:szCs w:val="20"/>
+              </w:rPr>
+            </w:pPr>
+            <w:r>
+              <w:rPr>
+                <w:rFonts w:hint="eastAsia"/>
+                <w:sz w:val="20"/>
+                <w:szCs w:val="20"/>
+              </w:rPr>
+              <w:t xml:space="preserve">  //</w:t>
+            </w:r>
+            <w:r>
+              <w:rPr>
+                <w:rFonts w:hint="eastAsia"/>
+                <w:sz w:val="20"/>
+                <w:szCs w:val="20"/>
+              </w:rPr>
+              <w:t>歸零</w:t>
+            </w:r>
+          </w:p>
+          <w:p>
+            <w:pPr>
+              <w:spacing w:line="200" w:lineRule="exact"/>
+              <w:rPr>
+                <w:sz w:val="20"/>
+                <w:szCs w:val="20"/>
+              </w:rPr>
+            </w:pPr>
+            <w:r>
+              <w:rPr>
+                <w:sz w:val="20"/>
+                <w:szCs w:val="20"/>
+              </w:rPr>
+              <w:t xml:space="preserve">  resetStepper();</w:t>
+            </w:r>
+          </w:p>
+          <w:p>
+            <w:pPr>
+              <w:spacing w:line="200" w:lineRule="exact"/>
+              <w:rPr>
+                <w:sz w:val="20"/>
+                <w:szCs w:val="20"/>
+              </w:rPr>
+            </w:pPr>
+            <w:r>
+              <w:rPr>
+                <w:sz w:val="20"/>
+                <w:szCs w:val="20"/>
+                <w:shd w:val="clear" w:color="auto" w:fill="ED7D31" w:themeFill="accent2"/>
               </w:rPr>
               <w:t>}</w:t>
             </w:r>
@@ -5265,8 +6144,121 @@
                 <w:sz w:val="20"/>
                 <w:szCs w:val="20"/>
               </w:rPr>
+              <w:t xml:space="preserve">  </w:t>
+            </w:r>
+            <w:r>
+              <w:rPr>
+                <w:rFonts w:hint="eastAsia"/>
+                <w:color w:val="ED7D31" w:themeColor="accent2"/>
+                <w:sz w:val="20"/>
+                <w:szCs w:val="20"/>
+              </w:rPr>
+              <w:t>//</w:t>
+            </w:r>
+            <w:r>
+              <w:rPr>
+                <w:rFonts w:hint="eastAsia"/>
+                <w:color w:val="ED7D31" w:themeColor="accent2"/>
+                <w:sz w:val="20"/>
+                <w:szCs w:val="20"/>
+              </w:rPr>
+              <w:t>分成</w:t>
+            </w:r>
+            <w:r>
+              <w:rPr>
+                <w:rFonts w:hint="eastAsia"/>
+                <w:color w:val="ED7D31" w:themeColor="accent2"/>
+                <w:sz w:val="20"/>
+                <w:szCs w:val="20"/>
+              </w:rPr>
+              <w:t>3*3</w:t>
+            </w:r>
+            <w:r>
+              <w:rPr>
+                <w:rFonts w:hint="eastAsia"/>
+                <w:color w:val="ED7D31" w:themeColor="accent2"/>
+                <w:sz w:val="20"/>
+                <w:szCs w:val="20"/>
+              </w:rPr>
+              <w:t>格倉庫的</w:t>
+            </w:r>
+            <w:r>
+              <w:rPr>
+                <w:rFonts w:hint="eastAsia"/>
+                <w:color w:val="ED7D31" w:themeColor="accent2"/>
+                <w:sz w:val="20"/>
+                <w:szCs w:val="20"/>
+              </w:rPr>
+              <w:t>xy</w:t>
+            </w:r>
+            <w:r>
+              <w:rPr>
+                <w:rFonts w:hint="eastAsia"/>
+                <w:color w:val="ED7D31" w:themeColor="accent2"/>
+                <w:sz w:val="20"/>
+                <w:szCs w:val="20"/>
+              </w:rPr>
+              <w:t>步數</w:t>
+            </w:r>
+          </w:p>
+          <w:p>
+            <w:pPr>
+              <w:spacing w:line="200" w:lineRule="exact"/>
+              <w:rPr>
+                <w:color w:val="ED7D31" w:themeColor="accent2"/>
+                <w:sz w:val="20"/>
+                <w:szCs w:val="20"/>
+              </w:rPr>
+            </w:pPr>
+            <w:r>
+              <w:rPr>
+                <w:color w:val="ED7D31" w:themeColor="accent2"/>
+                <w:sz w:val="20"/>
+                <w:szCs w:val="20"/>
+              </w:rPr>
+              <w:t xml:space="preserve">  </w:t>
+            </w:r>
+            <w:r>
+              <w:rPr>
+                <w:color w:val="ED7D31" w:themeColor="accent2"/>
+                <w:sz w:val="20"/>
+                <w:szCs w:val="20"/>
+              </w:rPr>
+              <w:t>int xSteps=xMoveSteps/2;</w:t>
+            </w:r>
+          </w:p>
+          <w:p>
+            <w:pPr>
+              <w:spacing w:line="200" w:lineRule="exact"/>
+              <w:rPr>
+                <w:color w:val="ED7D31" w:themeColor="accent2"/>
+                <w:sz w:val="20"/>
+                <w:szCs w:val="20"/>
+              </w:rPr>
+            </w:pPr>
+            <w:r>
+              <w:rPr>
+                <w:color w:val="ED7D31" w:themeColor="accent2"/>
+                <w:sz w:val="20"/>
+                <w:szCs w:val="20"/>
+              </w:rPr>
+              <w:t xml:space="preserve">  </w:t>
+            </w:r>
+            <w:r>
+              <w:rPr>
+                <w:color w:val="ED7D31" w:themeColor="accent2"/>
+                <w:sz w:val="20"/>
+                <w:szCs w:val="20"/>
+              </w:rPr>
+              <w:t>int ySteps=yMoveSteps/2;</w:t>
+            </w:r>
+            <w:r>
+              <w:rPr>
+                <w:color w:val="ED7D31" w:themeColor="accent2"/>
+                <w:sz w:val="20"/>
+                <w:szCs w:val="20"/>
+              </w:rPr>
               <w:tab/>
-              <w:t>//...</w:t>
             </w:r>
           </w:p>
           <w:p>
@@ -5284,6 +6276,94 @@
                 <w:sz w:val="20"/>
                 <w:szCs w:val="20"/>
               </w:rPr>
+              <w:t xml:space="preserve">  </w:t>
+            </w:r>
+            <w:r>
+              <w:rPr>
+                <w:rFonts w:hint="eastAsia"/>
+                <w:color w:val="ED7D31" w:themeColor="accent2"/>
+                <w:sz w:val="20"/>
+                <w:szCs w:val="20"/>
+              </w:rPr>
+              <w:t>//</w:t>
+            </w:r>
+            <w:r>
+              <w:rPr>
+                <w:rFonts w:hint="eastAsia"/>
+                <w:color w:val="ED7D31" w:themeColor="accent2"/>
+                <w:sz w:val="20"/>
+                <w:szCs w:val="20"/>
+              </w:rPr>
+              <w:t>電機移動至該貨物格子</w:t>
+            </w:r>
+          </w:p>
+          <w:p>
+            <w:pPr>
+              <w:spacing w:line="200" w:lineRule="exact"/>
+              <w:rPr>
+                <w:color w:val="ED7D31" w:themeColor="accent2"/>
+                <w:sz w:val="20"/>
+                <w:szCs w:val="20"/>
+              </w:rPr>
+            </w:pPr>
+            <w:r>
+              <w:rPr>
+                <w:color w:val="ED7D31" w:themeColor="accent2"/>
+                <w:sz w:val="20"/>
+                <w:szCs w:val="20"/>
+              </w:rPr>
+              <w:t xml:space="preserve">  </w:t>
+            </w:r>
+            <w:r>
+              <w:rPr>
+                <w:color w:val="ED7D31" w:themeColor="accent2"/>
+                <w:sz w:val="20"/>
+                <w:szCs w:val="20"/>
+              </w:rPr>
+              <w:t>stepper1.moveTo(xSteps*x);</w:t>
+            </w:r>
+          </w:p>
+          <w:p>
+            <w:pPr>
+              <w:spacing w:line="200" w:lineRule="exact"/>
+              <w:rPr>
+                <w:color w:val="ED7D31" w:themeColor="accent2"/>
+                <w:sz w:val="20"/>
+                <w:szCs w:val="20"/>
+              </w:rPr>
+            </w:pPr>
+            <w:r>
+              <w:rPr>
+                <w:color w:val="ED7D31" w:themeColor="accent2"/>
+                <w:sz w:val="20"/>
+                <w:szCs w:val="20"/>
+              </w:rPr>
+              <w:t xml:space="preserve">  </w:t>
+            </w:r>
+            <w:r>
+              <w:rPr>
+                <w:color w:val="ED7D31" w:themeColor="accent2"/>
+                <w:sz w:val="20"/>
+                <w:szCs w:val="20"/>
+              </w:rPr>
+              <w:t>stepper2.moveTo(ySteps*y);</w:t>
+            </w:r>
+          </w:p>
+          <w:p>
+            <w:pPr>
+              <w:spacing w:line="200" w:lineRule="exact"/>
+              <w:rPr>
+                <w:color w:val="ED7D31" w:themeColor="accent2"/>
+                <w:sz w:val="20"/>
+                <w:szCs w:val="20"/>
+              </w:rPr>
+            </w:pPr>
+            <w:r>
+              <w:rPr>
+                <w:color w:val="ED7D31" w:themeColor="accent2"/>
+                <w:sz w:val="20"/>
+                <w:szCs w:val="20"/>
+              </w:rPr>
               <w:t>}</w:t>
             </w:r>
           </w:p>
@@ -5312,6 +6392,104 @@
                 <w:sz w:val="20"/>
                 <w:szCs w:val="20"/>
               </w:rPr>
+              <w:t>void resetStepper(){</w:t>
+            </w:r>
+          </w:p>
+          <w:p>
+            <w:pPr>
+              <w:spacing w:line="200" w:lineRule="exact"/>
+              <w:rPr>
+                <w:color w:val="ED7D31" w:themeColor="accent2"/>
+                <w:sz w:val="20"/>
+                <w:szCs w:val="20"/>
+              </w:rPr>
+            </w:pPr>
+            <w:r>
+              <w:rPr>
+                <w:color w:val="ED7D31" w:themeColor="accent2"/>
+                <w:sz w:val="20"/>
+                <w:szCs w:val="20"/>
+              </w:rPr>
+              <w:t xml:space="preserve">  </w:t>
+            </w:r>
+            <w:r>
+              <w:rPr>
+                <w:color w:val="ED7D31" w:themeColor="accent2"/>
+                <w:sz w:val="20"/>
+                <w:szCs w:val="20"/>
+              </w:rPr>
+              <w:t>stepper1.moveTo(0);</w:t>
+            </w:r>
+          </w:p>
+          <w:p>
+            <w:pPr>
+              <w:spacing w:line="200" w:lineRule="exact"/>
+              <w:rPr>
+                <w:color w:val="ED7D31" w:themeColor="accent2"/>
+                <w:sz w:val="20"/>
+                <w:szCs w:val="20"/>
+              </w:rPr>
+            </w:pPr>
+            <w:r>
+              <w:rPr>
+                <w:color w:val="ED7D31" w:themeColor="accent2"/>
+                <w:sz w:val="20"/>
+                <w:szCs w:val="20"/>
+              </w:rPr>
+              <w:t xml:space="preserve">  </w:t>
+            </w:r>
+            <w:r>
+              <w:rPr>
+                <w:color w:val="ED7D31" w:themeColor="accent2"/>
+                <w:sz w:val="20"/>
+                <w:szCs w:val="20"/>
+              </w:rPr>
+              <w:t>stepper2.moveTo(0);</w:t>
+            </w:r>
+          </w:p>
+          <w:p>
+            <w:pPr>
+              <w:spacing w:line="200" w:lineRule="exact"/>
+              <w:rPr>
+                <w:color w:val="ED7D31" w:themeColor="accent2"/>
+                <w:sz w:val="20"/>
+                <w:szCs w:val="20"/>
+              </w:rPr>
+            </w:pPr>
+            <w:r>
+              <w:rPr>
+                <w:color w:val="ED7D31" w:themeColor="accent2"/>
+                <w:sz w:val="20"/>
+                <w:szCs w:val="20"/>
+              </w:rPr>
+              <w:t>}</w:t>
+            </w:r>
+          </w:p>
+          <w:p>
+            <w:pPr>
+              <w:spacing w:line="200" w:lineRule="exact"/>
+              <w:rPr>
+                <w:color w:val="ED7D31" w:themeColor="accent2"/>
+                <w:sz w:val="20"/>
+                <w:szCs w:val="20"/>
+              </w:rPr>
+            </w:pPr>
+          </w:p>
+          <w:p>
+            <w:pPr>
+              <w:spacing w:line="200" w:lineRule="exact"/>
+              <w:rPr>
+                <w:color w:val="ED7D31" w:themeColor="accent2"/>
+                <w:sz w:val="20"/>
+                <w:szCs w:val="20"/>
+              </w:rPr>
+            </w:pPr>
+            <w:r>
+              <w:rPr>
+                <w:color w:val="ED7D31" w:themeColor="accent2"/>
+                <w:sz w:val="20"/>
+                <w:szCs w:val="20"/>
+              </w:rPr>
               <w:t>void testStepper(){</w:t>
             </w:r>
           </w:p>
@@ -5319,7 +6497,6 @@
             <w:pPr>
               <w:spacing w:line="200" w:lineRule="exact"/>
               <w:rPr>
-                <w:rFonts w:hint="eastAsia"/>
                 <w:color w:val="ED7D31" w:themeColor="accent2"/>
                 <w:sz w:val="20"/>
                 <w:szCs w:val="20"/>
@@ -5327,12 +6504,19 @@
             </w:pPr>
             <w:r>
               <w:rPr>
-                <w:rFonts w:hint="eastAsia"/>
                 <w:color w:val="ED7D31" w:themeColor="accent2"/>
                 <w:sz w:val="20"/>
                 <w:szCs w:val="20"/>
               </w:rPr>
-              <w:tab/>
+              <w:t xml:space="preserve">  </w:t>
+            </w:r>
+            <w:r>
+              <w:rPr>
+                <w:rFonts w:hint="eastAsia"/>
+                <w:color w:val="ED7D31" w:themeColor="accent2"/>
+                <w:sz w:val="20"/>
+                <w:szCs w:val="20"/>
+              </w:rPr>
               <w:t xml:space="preserve">// </w:t>
             </w:r>
             <w:r>
@@ -5396,14 +6580,13 @@
                 <w:sz w:val="20"/>
                 <w:szCs w:val="20"/>
               </w:rPr>
-              <w:t xml:space="preserve">    stepper1.moveTo(moveSteps);</w:t>
+              <w:t xml:space="preserve">    stepper1.moveTo(xMoveSteps);</w:t>
             </w:r>
           </w:p>
           <w:p>
             <w:pPr>
               <w:spacing w:line="200" w:lineRule="exact"/>
               <w:rPr>
-                <w:rFonts w:hint="eastAsia"/>
                 <w:color w:val="ED7D31" w:themeColor="accent2"/>
                 <w:sz w:val="20"/>
                 <w:szCs w:val="20"/>
@@ -5461,7 +6644,7 @@
                 <w:sz w:val="20"/>
                 <w:szCs w:val="20"/>
               </w:rPr>
-              <w:t xml:space="preserve">  } else if ( stepper1.currentPosition() == moveSteps  ) {</w:t>
+              <w:t xml:space="preserve">  } else if ( stepper1.currentPosition() == xMoveSteps  ) {</w:t>
             </w:r>
           </w:p>
           <w:p>
@@ -5479,6 +6662,7 @@
                 <w:sz w:val="20"/>
                 <w:szCs w:val="20"/>
               </w:rPr>
+              <w:lastRenderedPageBreak/>
               <w:t xml:space="preserve">    stepper1.moveTo(0);</w:t>
             </w:r>
           </w:p>
@@ -5486,7 +6670,6 @@
             <w:pPr>
               <w:spacing w:line="200" w:lineRule="exact"/>
               <w:rPr>
-                <w:rFonts w:hint="eastAsia"/>
                 <w:color w:val="ED7D31" w:themeColor="accent2"/>
                 <w:sz w:val="20"/>
                 <w:szCs w:val="20"/>
@@ -5561,7 +6744,6 @@
             <w:pPr>
               <w:spacing w:line="200" w:lineRule="exact"/>
               <w:rPr>
-                <w:rFonts w:hint="eastAsia"/>
                 <w:color w:val="ED7D31" w:themeColor="accent2"/>
                 <w:sz w:val="20"/>
                 <w:szCs w:val="20"/>
@@ -5637,7 +6819,7 @@
                 <w:sz w:val="20"/>
                 <w:szCs w:val="20"/>
               </w:rPr>
-              <w:t xml:space="preserve">    stepper2.moveTo(moveSteps);</w:t>
+              <w:t xml:space="preserve">    stepper2.moveTo(yMoveSteps);</w:t>
             </w:r>
           </w:p>
           <w:p>
@@ -5655,7 +6837,7 @@
                 <w:sz w:val="20"/>
                 <w:szCs w:val="20"/>
               </w:rPr>
-              <w:t xml:space="preserve">  } else if ( stepper2.currentPosition() == moveSteps  ) {</w:t>
+              <w:t xml:space="preserve">  } else if ( stepper2.currentPosition() == yMoveSteps  ) {</w:t>
             </w:r>
           </w:p>
           <w:p>
@@ -5708,7 +6890,6 @@
             <w:pPr>
               <w:spacing w:line="200" w:lineRule="exact"/>
               <w:rPr>
-                <w:rFonts w:hint="eastAsia"/>
                 <w:color w:val="ED7D31" w:themeColor="accent2"/>
                 <w:sz w:val="20"/>
                 <w:szCs w:val="20"/>
@@ -5737,7 +6918,6 @@
             <w:pPr>
               <w:spacing w:line="200" w:lineRule="exact"/>
               <w:rPr>
-                <w:rFonts w:hint="eastAsia"/>
                 <w:color w:val="ED7D31" w:themeColor="accent2"/>
                 <w:sz w:val="20"/>
                 <w:szCs w:val="20"/>
@@ -5797,22 +6977,31 @@
                 <w:szCs w:val="20"/>
               </w:rPr>
             </w:pPr>
-          </w:p>
-          <w:p>
-            <w:pPr>
-              <w:widowControl/>
+            <w:r>
               <w:rPr>
                 <w:rFonts w:ascii="Arial Unicode MS" w:hAnsi="Arial Unicode MS"/>
                 <w:color w:val="008800"/>
                 <w:sz w:val="20"/>
                 <w:szCs w:val="20"/>
               </w:rPr>
+              <w:lastRenderedPageBreak/>
+              <w:t>_05imi_unogoods_esp32</w:t>
+            </w:r>
+          </w:p>
+          <w:p>
+            <w:pPr>
+              <w:widowControl/>
+              <w:rPr>
+                <w:rFonts w:ascii="Arial Unicode MS" w:hAnsi="Arial Unicode MS"/>
+                <w:color w:val="008800"/>
+                <w:sz w:val="20"/>
+                <w:szCs w:val="20"/>
+              </w:rPr>
             </w:pPr>
             <w:r>
               <w:rPr>
                 <w:noProof/>
               </w:rPr>
-              <w:lastRenderedPageBreak/>
               <mc:AlternateContent>
                 <mc:Choice Requires="wps">
                   <w:drawing>
@@ -6473,6 +7662,26 @@
             </w:pPr>
             <w:r>
               <w:rPr>
+                <w:rFonts w:ascii="Arial Unicode MS" w:hAnsi="Arial Unicode MS"/>
+                <w:color w:val="008800"/>
+                <w:sz w:val="20"/>
+                <w:szCs w:val="20"/>
+              </w:rPr>
+              <w:t>_06imi_unogoods_xy</w:t>
+            </w:r>
+          </w:p>
+          <w:p>
+            <w:pPr>
+              <w:widowControl/>
+              <w:rPr>
+                <w:rFonts w:ascii="Arial Unicode MS" w:hAnsi="Arial Unicode MS"/>
+                <w:color w:val="008800"/>
+                <w:sz w:val="20"/>
+                <w:szCs w:val="20"/>
+              </w:rPr>
+            </w:pPr>
+            <w:r>
+              <w:rPr>
                 <w:noProof/>
                 <w:sz w:val="18"/>
                 <w:szCs w:val="16"/>
@@ -6771,9 +7980,6 @@
                                   <w:pPr>
                                     <w:pStyle w:val="Web"/>
                                     <w:spacing w:before="0" w:beforeAutospacing="0" w:after="0" w:afterAutospacing="0"/>
-                                    <w:rPr>
-                                      <w:rFonts w:hint="eastAsia"/>
-                                    </w:rPr>
                                   </w:pPr>
                                   <w:r>
                                     <w:rPr>
@@ -6866,9 +8072,6 @@
                             <w:pPr>
                               <w:pStyle w:val="Web"/>
                               <w:spacing w:before="0" w:beforeAutospacing="0" w:after="0" w:afterAutospacing="0"/>
-                              <w:rPr>
-                                <w:rFonts w:hint="eastAsia"/>
-                              </w:rPr>
                             </w:pPr>
                             <w:r>
                               <w:rPr>
@@ -6954,6 +8157,12 @@
             </w:pPr>
             <w:r>
               <w:rPr>
+                <w:color w:val="538135" w:themeColor="accent6" w:themeShade="BF"/>
+              </w:rPr>
+              <w:t>'</w:t>
+            </w:r>
+            <w:r>
+              <w:rPr>
                 <w:sz w:val="20"/>
                 <w:szCs w:val="20"/>
               </w:rPr>
@@ -6984,6 +8193,12 @@
                 <w:szCs w:val="20"/>
               </w:rPr>
               <w:t>');</w:t>
+            </w:r>
+            <w:r>
+              <w:rPr>
+                <w:color w:val="538135" w:themeColor="accent6" w:themeShade="BF"/>
+              </w:rPr>
+              <w:t>'</w:t>
             </w:r>
           </w:p>
           <w:p>
@@ -6998,6 +8213,12 @@
             </w:pPr>
             <w:r>
               <w:rPr>
+                <w:color w:val="538135" w:themeColor="accent6" w:themeShade="BF"/>
+              </w:rPr>
+              <w:t>'</w:t>
+            </w:r>
+            <w:r>
+              <w:rPr>
                 <w:sz w:val="20"/>
                 <w:szCs w:val="20"/>
               </w:rPr>
@@ -7029,12 +8250,18 @@
               </w:rPr>
               <w:t>');</w:t>
             </w:r>
+            <w:r>
+              <w:rPr>
+                <w:color w:val="538135" w:themeColor="accent6" w:themeShade="BF"/>
+              </w:rPr>
+              <w:t>'</w:t>
+            </w:r>
           </w:p>
           <w:p>
             <w:pPr>
               <w:widowControl/>
               <w:rPr>
-                <w:rFonts w:ascii="Arial Unicode MS" w:hAnsi="Arial Unicode MS" w:hint="eastAsia"/>
+                <w:rFonts w:ascii="Arial Unicode MS" w:hAnsi="Arial Unicode MS"/>
                 <w:color w:val="008800"/>
                 <w:sz w:val="20"/>
                 <w:szCs w:val="20"/>
@@ -7045,7 +8272,27 @@
             <w:pPr>
               <w:widowControl/>
               <w:rPr>
-                <w:rFonts w:ascii="Arial Unicode MS" w:hAnsi="Arial Unicode MS" w:hint="eastAsia"/>
+                <w:rFonts w:ascii="Arial Unicode MS" w:hAnsi="Arial Unicode MS"/>
+                <w:color w:val="008800"/>
+                <w:sz w:val="20"/>
+                <w:szCs w:val="20"/>
+              </w:rPr>
+            </w:pPr>
+            <w:r>
+              <w:rPr>
+                <w:rFonts w:ascii="Arial Unicode MS" w:hAnsi="Arial Unicode MS"/>
+                <w:color w:val="008800"/>
+                <w:sz w:val="20"/>
+                <w:szCs w:val="20"/>
+              </w:rPr>
+              <w:t>_07imi_unogoods_findgoods</w:t>
+            </w:r>
+          </w:p>
+          <w:p>
+            <w:pPr>
+              <w:widowControl/>
+              <w:rPr>
+                <w:rFonts w:ascii="Arial Unicode MS" w:hAnsi="Arial Unicode MS"/>
                 <w:color w:val="008800"/>
                 <w:sz w:val="20"/>
                 <w:szCs w:val="20"/>
@@ -7351,9 +8598,6 @@
                                   <w:pPr>
                                     <w:pStyle w:val="Web"/>
                                     <w:spacing w:before="0" w:beforeAutospacing="0" w:after="0" w:afterAutospacing="0"/>
-                                    <w:rPr>
-                                      <w:rFonts w:hint="eastAsia"/>
-                                    </w:rPr>
                                   </w:pPr>
                                   <w:r>
                                     <w:rPr>
@@ -7385,15 +8629,7 @@
                                       <w:color w:val="FFFFFF" w:themeColor="light1"/>
                                       <w:kern w:val="2"/>
                                     </w:rPr>
-                                    <w:t>座標</w:t>
-                                  </w:r>
-                                  <w:r>
-                                    <w:rPr>
-                                      <w:rFonts w:asciiTheme="minorHAnsi" w:cs="Times New Roman" w:hint="eastAsia"/>
-                                      <w:color w:val="FFFFFF" w:themeColor="light1"/>
-                                      <w:kern w:val="2"/>
-                                    </w:rPr>
-                                    <w:t>找</w:t>
+                                    <w:t>座標找</w:t>
                                   </w:r>
                                   <w:r>
                                     <w:rPr>
@@ -7430,9 +8666,6 @@
                             <w:pPr>
                               <w:pStyle w:val="Web"/>
                               <w:spacing w:before="0" w:beforeAutospacing="0" w:after="0" w:afterAutospacing="0"/>
-                              <w:rPr>
-                                <w:rFonts w:hint="eastAsia"/>
-                              </w:rPr>
                             </w:pPr>
                             <w:r>
                               <w:rPr>
@@ -7464,15 +8697,7 @@
                                 <w:color w:val="FFFFFF" w:themeColor="light1"/>
                                 <w:kern w:val="2"/>
                               </w:rPr>
-                              <w:t>座標</w:t>
-                            </w:r>
-                            <w:r>
-                              <w:rPr>
-                                <w:rFonts w:asciiTheme="minorHAnsi" w:cs="Times New Roman" w:hint="eastAsia"/>
-                                <w:color w:val="FFFFFF" w:themeColor="light1"/>
-                                <w:kern w:val="2"/>
-                              </w:rPr>
-                              <w:t>找</w:t>
+                              <w:t>座標找</w:t>
                             </w:r>
                             <w:r>
                               <w:rPr>
@@ -7496,18 +8721,31 @@
             <w:pPr>
               <w:spacing w:line="200" w:lineRule="exact"/>
               <w:rPr>
-                <w:rFonts w:hint="eastAsia"/>
-                <w:sz w:val="20"/>
-                <w:szCs w:val="20"/>
-              </w:rPr>
-            </w:pPr>
-            <w:r>
-              <w:rPr>
-                <w:rFonts w:hint="eastAsia"/>
-                <w:sz w:val="20"/>
-                <w:szCs w:val="20"/>
-              </w:rPr>
-              <w:t xml:space="preserve"> //CNC</w:t>
+                <w:sz w:val="20"/>
+                <w:szCs w:val="20"/>
+              </w:rPr>
+            </w:pPr>
+            <w:r>
+              <w:rPr>
+                <w:rFonts w:hint="eastAsia"/>
+                <w:sz w:val="20"/>
+                <w:szCs w:val="20"/>
+              </w:rPr>
+              <w:t xml:space="preserve"> </w:t>
+            </w:r>
+            <w:r>
+              <w:rPr>
+                <w:color w:val="538135" w:themeColor="accent6" w:themeShade="BF"/>
+              </w:rPr>
+              <w:t>'</w:t>
+            </w:r>
+            <w:r>
+              <w:rPr>
+                <w:rFonts w:hint="eastAsia"/>
+                <w:sz w:val="20"/>
+                <w:szCs w:val="20"/>
+              </w:rPr>
+              <w:t>//CNC</w:t>
             </w:r>
             <w:r>
               <w:rPr>
@@ -7517,6 +8755,49 @@
               </w:rPr>
               <w:t>開始依座標找尋貨物</w:t>
             </w:r>
+            <w:r>
+              <w:rPr>
+                <w:color w:val="538135" w:themeColor="accent6" w:themeShade="BF"/>
+              </w:rPr>
+              <w:t>'</w:t>
+            </w:r>
+          </w:p>
+          <w:p>
+            <w:pPr>
+              <w:widowControl/>
+              <w:rPr>
+                <w:sz w:val="20"/>
+                <w:szCs w:val="20"/>
+              </w:rPr>
+            </w:pPr>
+            <w:r>
+              <w:rPr>
+                <w:color w:val="538135" w:themeColor="accent6" w:themeShade="BF"/>
+              </w:rPr>
+              <w:t>'</w:t>
+            </w:r>
+            <w:r>
+              <w:rPr>
+                <w:sz w:val="20"/>
+                <w:szCs w:val="20"/>
+              </w:rPr>
+              <w:t>findGoods(x,y);</w:t>
+            </w:r>
+            <w:r>
+              <w:rPr>
+                <w:color w:val="538135" w:themeColor="accent6" w:themeShade="BF"/>
+              </w:rPr>
+              <w:t>'</w:t>
+            </w:r>
+          </w:p>
+          <w:p>
+            <w:pPr>
+              <w:widowControl/>
+              <w:rPr>
+                <w:sz w:val="20"/>
+                <w:szCs w:val="20"/>
+              </w:rPr>
+            </w:pPr>
           </w:p>
           <w:p>
             <w:pPr>
@@ -7530,11 +8811,12 @@
             </w:pPr>
             <w:r>
               <w:rPr>
-                <w:sz w:val="20"/>
-                <w:szCs w:val="20"/>
-              </w:rPr>
-              <w:tab/>
-              <w:t>findGoods(x,y);</w:t>
+                <w:rFonts w:ascii="Arial Unicode MS" w:hAnsi="Arial Unicode MS"/>
+                <w:color w:val="008800"/>
+                <w:sz w:val="20"/>
+                <w:szCs w:val="20"/>
+              </w:rPr>
+              <w:t>_08imi_unogoods_servo</w:t>
             </w:r>
           </w:p>
           <w:p>
@@ -8056,9 +9338,6 @@
                                         <w:pStyle w:val="Web"/>
                                         <w:spacing w:before="0" w:beforeAutospacing="0" w:after="0" w:afterAutospacing="0"/>
                                         <w:ind w:firstLine="101"/>
-                                        <w:rPr>
-                                          <w:rFonts w:hint="eastAsia"/>
-                                        </w:rPr>
                                       </w:pPr>
                                       <w:r>
                                         <w:rPr>
@@ -8239,9 +9518,6 @@
                                   <w:pStyle w:val="Web"/>
                                   <w:spacing w:before="0" w:beforeAutospacing="0" w:after="0" w:afterAutospacing="0"/>
                                   <w:ind w:firstLine="101"/>
-                                  <w:rPr>
-                                    <w:rFonts w:hint="eastAsia"/>
-                                  </w:rPr>
                                 </w:pPr>
                                 <w:r>
                                   <w:rPr>
@@ -8276,11 +9552,16 @@
             <w:pPr>
               <w:spacing w:line="200" w:lineRule="exact"/>
               <w:rPr>
-                <w:rFonts w:hint="eastAsia"/>
-                <w:sz w:val="20"/>
-                <w:szCs w:val="20"/>
-              </w:rPr>
-            </w:pPr>
+                <w:sz w:val="20"/>
+                <w:szCs w:val="20"/>
+              </w:rPr>
+            </w:pPr>
+            <w:r>
+              <w:rPr>
+                <w:color w:val="538135" w:themeColor="accent6" w:themeShade="BF"/>
+              </w:rPr>
+              <w:t>'</w:t>
+            </w:r>
             <w:r>
               <w:rPr>
                 <w:rFonts w:hint="eastAsia"/>
@@ -8297,6 +9578,12 @@
               </w:rPr>
               <w:t>撿貨伺服馬達</w:t>
             </w:r>
+            <w:r>
+              <w:rPr>
+                <w:color w:val="538135" w:themeColor="accent6" w:themeShade="BF"/>
+              </w:rPr>
+              <w:t>'</w:t>
+            </w:r>
           </w:p>
           <w:p>
             <w:pPr>
@@ -8308,69 +9595,89 @@
             </w:pPr>
             <w:r>
               <w:rPr>
-                <w:sz w:val="20"/>
-                <w:szCs w:val="20"/>
-              </w:rPr>
-              <w:tab/>
-              <w:t>servoPick.write(180);</w:t>
+                <w:color w:val="FF0000"/>
+                <w:sz w:val="18"/>
+                <w:szCs w:val="16"/>
+              </w:rPr>
+              <w:t>dropdown_servo</w:t>
+            </w:r>
+            <w:r>
+              <w:rPr>
+                <w:rFonts w:hint="eastAsia"/>
+                <w:color w:val="5B9BD5" w:themeColor="accent5"/>
+                <w:sz w:val="18"/>
+                <w:szCs w:val="16"/>
+              </w:rPr>
+              <w:t>+</w:t>
+            </w:r>
+            <w:r>
+              <w:rPr>
+                <w:color w:val="538135" w:themeColor="accent6" w:themeShade="BF"/>
+              </w:rPr>
+              <w:t>'</w:t>
+            </w:r>
+            <w:r>
+              <w:rPr>
+                <w:sz w:val="20"/>
+                <w:szCs w:val="20"/>
+              </w:rPr>
+              <w:t>.write(</w:t>
+            </w:r>
+            <w:r>
+              <w:rPr>
+                <w:color w:val="538135" w:themeColor="accent6" w:themeShade="BF"/>
+              </w:rPr>
+              <w:t>'</w:t>
+            </w:r>
+            <w:r>
+              <w:rPr>
+                <w:rFonts w:hint="eastAsia"/>
+                <w:color w:val="5B9BD5" w:themeColor="accent5"/>
+                <w:sz w:val="18"/>
+                <w:szCs w:val="16"/>
+              </w:rPr>
+              <w:t>+</w:t>
+            </w:r>
+            <w:r>
+              <w:rPr>
+                <w:color w:val="FF0000"/>
+                <w:sz w:val="18"/>
+                <w:szCs w:val="16"/>
+              </w:rPr>
+              <w:t>dropdown_angle</w:t>
+            </w:r>
+            <w:r>
+              <w:rPr>
+                <w:rFonts w:hint="eastAsia"/>
+                <w:color w:val="5B9BD5" w:themeColor="accent5"/>
+                <w:sz w:val="18"/>
+                <w:szCs w:val="16"/>
+              </w:rPr>
+              <w:t>+</w:t>
+            </w:r>
+            <w:r>
+              <w:rPr>
+                <w:color w:val="538135" w:themeColor="accent6" w:themeShade="BF"/>
+              </w:rPr>
+              <w:t>'</w:t>
+            </w:r>
+            <w:r>
+              <w:rPr>
+                <w:sz w:val="20"/>
+                <w:szCs w:val="20"/>
+              </w:rPr>
+              <w:t>);</w:t>
+            </w:r>
+            <w:r>
+              <w:rPr>
+                <w:color w:val="538135" w:themeColor="accent6" w:themeShade="BF"/>
+              </w:rPr>
+              <w:t>'</w:t>
             </w:r>
           </w:p>
           <w:p>
             <w:pPr>
               <w:spacing w:line="200" w:lineRule="exact"/>
-              <w:rPr>
-                <w:sz w:val="20"/>
-                <w:szCs w:val="20"/>
-              </w:rPr>
-            </w:pPr>
-            <w:r>
-              <w:rPr>
-                <w:sz w:val="20"/>
-                <w:szCs w:val="20"/>
-              </w:rPr>
-              <w:tab/>
-              <w:t>delay(2000);</w:t>
-            </w:r>
-          </w:p>
-          <w:p>
-            <w:pPr>
-              <w:spacing w:line="200" w:lineRule="exact"/>
-              <w:rPr>
-                <w:sz w:val="20"/>
-                <w:szCs w:val="20"/>
-              </w:rPr>
-            </w:pPr>
-            <w:r>
-              <w:rPr>
-                <w:sz w:val="20"/>
-                <w:szCs w:val="20"/>
-              </w:rPr>
-              <w:tab/>
-              <w:t>servoPick.write(0);</w:t>
-            </w:r>
-          </w:p>
-          <w:p>
-            <w:pPr>
-              <w:widowControl/>
-              <w:rPr>
-                <w:rFonts w:ascii="Arial Unicode MS" w:hAnsi="Arial Unicode MS" w:hint="eastAsia"/>
-                <w:color w:val="008800"/>
-                <w:sz w:val="20"/>
-                <w:szCs w:val="20"/>
-              </w:rPr>
-            </w:pPr>
-            <w:r>
-              <w:rPr>
-                <w:sz w:val="20"/>
-                <w:szCs w:val="20"/>
-              </w:rPr>
-              <w:tab/>
-              <w:t>delay(2000);</w:t>
-            </w:r>
-          </w:p>
-          <w:p>
-            <w:pPr>
-              <w:widowControl/>
               <w:rPr>
                 <w:rFonts w:ascii="Arial Unicode MS" w:hAnsi="Arial Unicode MS"/>
                 <w:color w:val="008800"/>
@@ -8378,12 +9685,531 @@
                 <w:szCs w:val="20"/>
               </w:rPr>
             </w:pPr>
+            <w:r>
+              <w:rPr>
+                <w:color w:val="538135" w:themeColor="accent6" w:themeShade="BF"/>
+              </w:rPr>
+              <w:t>'</w:t>
+            </w:r>
+            <w:r>
+              <w:rPr>
+                <w:sz w:val="20"/>
+                <w:szCs w:val="20"/>
+              </w:rPr>
+              <w:t>delay(2000);</w:t>
+            </w:r>
+            <w:r>
+              <w:rPr>
+                <w:color w:val="538135" w:themeColor="accent6" w:themeShade="BF"/>
+              </w:rPr>
+              <w:t>'</w:t>
+            </w:r>
           </w:p>
           <w:p>
             <w:pPr>
               <w:widowControl/>
               <w:rPr>
+                <w:rFonts w:ascii="Arial Unicode MS" w:hAnsi="Arial Unicode MS"/>
+                <w:color w:val="008800"/>
+                <w:sz w:val="20"/>
+                <w:szCs w:val="20"/>
+              </w:rPr>
+            </w:pPr>
+          </w:p>
+          <w:p>
+            <w:pPr>
+              <w:widowControl/>
+              <w:rPr>
+                <w:rFonts w:ascii="Arial Unicode MS" w:hAnsi="Arial Unicode MS"/>
+                <w:color w:val="008800"/>
+                <w:sz w:val="20"/>
+                <w:szCs w:val="20"/>
+              </w:rPr>
+            </w:pPr>
+            <w:r>
+              <w:rPr>
+                <w:rFonts w:ascii="Arial Unicode MS" w:hAnsi="Arial Unicode MS"/>
+                <w:color w:val="008800"/>
+                <w:sz w:val="20"/>
+                <w:szCs w:val="20"/>
+              </w:rPr>
+              <w:t>_09imi_unogoods_reset</w:t>
+            </w:r>
+          </w:p>
+          <w:p>
+            <w:pPr>
+              <w:widowControl/>
+              <w:rPr>
+                <w:rFonts w:ascii="Arial Unicode MS" w:hAnsi="Arial Unicode MS"/>
+                <w:color w:val="008800"/>
+                <w:sz w:val="20"/>
+                <w:szCs w:val="20"/>
+              </w:rPr>
+            </w:pPr>
+            <w:r>
+              <w:rPr>
+                <w:noProof/>
+                <w:sz w:val="18"/>
+                <w:szCs w:val="16"/>
+              </w:rPr>
+              <mc:AlternateContent>
+                <mc:Choice Requires="wps">
+                  <w:drawing>
+                    <wp:inline distT="0" distB="0" distL="0" distR="0" wp14:anchorId="0D427A39" wp14:editId="4A5782B2">
+                      <wp:extent cx="1187450" cy="295959"/>
+                      <wp:effectExtent l="0" t="0" r="12700" b="27940"/>
+                      <wp:docPr id="8" name="圓角矩形 4"/>
+                      <wp:cNvGraphicFramePr/>
+                      <a:graphic xmlns:a="http://schemas.openxmlformats.org/drawingml/2006/main">
+                        <a:graphicData uri="http://schemas.microsoft.com/office/word/2010/wordprocessingShape">
+                          <wps:wsp>
+                            <wps:cNvSpPr/>
+                            <wps:spPr>
+                              <a:xfrm>
+                                <a:off x="0" y="0"/>
+                                <a:ext cx="1187450" cy="295959"/>
+                              </a:xfrm>
+                              <a:custGeom>
+                                <a:avLst/>
+                                <a:gdLst>
+                                  <a:gd name="connsiteX0" fmla="*/ 0 w 4424680"/>
+                                  <a:gd name="connsiteY0" fmla="*/ 60115 h 360680"/>
+                                  <a:gd name="connsiteX1" fmla="*/ 60115 w 4424680"/>
+                                  <a:gd name="connsiteY1" fmla="*/ 0 h 360680"/>
+                                  <a:gd name="connsiteX2" fmla="*/ 4364565 w 4424680"/>
+                                  <a:gd name="connsiteY2" fmla="*/ 0 h 360680"/>
+                                  <a:gd name="connsiteX3" fmla="*/ 4424680 w 4424680"/>
+                                  <a:gd name="connsiteY3" fmla="*/ 60115 h 360680"/>
+                                  <a:gd name="connsiteX4" fmla="*/ 4424680 w 4424680"/>
+                                  <a:gd name="connsiteY4" fmla="*/ 300565 h 360680"/>
+                                  <a:gd name="connsiteX5" fmla="*/ 4364565 w 4424680"/>
+                                  <a:gd name="connsiteY5" fmla="*/ 360680 h 360680"/>
+                                  <a:gd name="connsiteX6" fmla="*/ 60115 w 4424680"/>
+                                  <a:gd name="connsiteY6" fmla="*/ 360680 h 360680"/>
+                                  <a:gd name="connsiteX7" fmla="*/ 0 w 4424680"/>
+                                  <a:gd name="connsiteY7" fmla="*/ 300565 h 360680"/>
+                                  <a:gd name="connsiteX8" fmla="*/ 0 w 4424680"/>
+                                  <a:gd name="connsiteY8" fmla="*/ 60115 h 360680"/>
+                                  <a:gd name="connsiteX0" fmla="*/ 0 w 4424680"/>
+                                  <a:gd name="connsiteY0" fmla="*/ 60115 h 360680"/>
+                                  <a:gd name="connsiteX1" fmla="*/ 60115 w 4424680"/>
+                                  <a:gd name="connsiteY1" fmla="*/ 0 h 360680"/>
+                                  <a:gd name="connsiteX2" fmla="*/ 279400 w 4424680"/>
+                                  <a:gd name="connsiteY2" fmla="*/ 0 h 360680"/>
+                                  <a:gd name="connsiteX3" fmla="*/ 4364565 w 4424680"/>
+                                  <a:gd name="connsiteY3" fmla="*/ 0 h 360680"/>
+                                  <a:gd name="connsiteX4" fmla="*/ 4424680 w 4424680"/>
+                                  <a:gd name="connsiteY4" fmla="*/ 60115 h 360680"/>
+                                  <a:gd name="connsiteX5" fmla="*/ 4424680 w 4424680"/>
+                                  <a:gd name="connsiteY5" fmla="*/ 300565 h 360680"/>
+                                  <a:gd name="connsiteX6" fmla="*/ 4364565 w 4424680"/>
+                                  <a:gd name="connsiteY6" fmla="*/ 360680 h 360680"/>
+                                  <a:gd name="connsiteX7" fmla="*/ 60115 w 4424680"/>
+                                  <a:gd name="connsiteY7" fmla="*/ 360680 h 360680"/>
+                                  <a:gd name="connsiteX8" fmla="*/ 0 w 4424680"/>
+                                  <a:gd name="connsiteY8" fmla="*/ 300565 h 360680"/>
+                                  <a:gd name="connsiteX9" fmla="*/ 0 w 4424680"/>
+                                  <a:gd name="connsiteY9" fmla="*/ 60115 h 360680"/>
+                                  <a:gd name="connsiteX0" fmla="*/ 0 w 4424680"/>
+                                  <a:gd name="connsiteY0" fmla="*/ 60115 h 360680"/>
+                                  <a:gd name="connsiteX1" fmla="*/ 60115 w 4424680"/>
+                                  <a:gd name="connsiteY1" fmla="*/ 0 h 360680"/>
+                                  <a:gd name="connsiteX2" fmla="*/ 4364565 w 4424680"/>
+                                  <a:gd name="connsiteY2" fmla="*/ 0 h 360680"/>
+                                  <a:gd name="connsiteX3" fmla="*/ 4424680 w 4424680"/>
+                                  <a:gd name="connsiteY3" fmla="*/ 60115 h 360680"/>
+                                  <a:gd name="connsiteX4" fmla="*/ 4424680 w 4424680"/>
+                                  <a:gd name="connsiteY4" fmla="*/ 300565 h 360680"/>
+                                  <a:gd name="connsiteX5" fmla="*/ 4364565 w 4424680"/>
+                                  <a:gd name="connsiteY5" fmla="*/ 360680 h 360680"/>
+                                  <a:gd name="connsiteX6" fmla="*/ 60115 w 4424680"/>
+                                  <a:gd name="connsiteY6" fmla="*/ 360680 h 360680"/>
+                                  <a:gd name="connsiteX7" fmla="*/ 0 w 4424680"/>
+                                  <a:gd name="connsiteY7" fmla="*/ 300565 h 360680"/>
+                                  <a:gd name="connsiteX8" fmla="*/ 0 w 4424680"/>
+                                  <a:gd name="connsiteY8" fmla="*/ 60115 h 360680"/>
+                                  <a:gd name="connsiteX0" fmla="*/ 0 w 4424680"/>
+                                  <a:gd name="connsiteY0" fmla="*/ 60115 h 360680"/>
+                                  <a:gd name="connsiteX1" fmla="*/ 60115 w 4424680"/>
+                                  <a:gd name="connsiteY1" fmla="*/ 0 h 360680"/>
+                                  <a:gd name="connsiteX2" fmla="*/ 350520 w 4424680"/>
+                                  <a:gd name="connsiteY2" fmla="*/ 0 h 360680"/>
+                                  <a:gd name="connsiteX3" fmla="*/ 4364565 w 4424680"/>
+                                  <a:gd name="connsiteY3" fmla="*/ 0 h 360680"/>
+                                  <a:gd name="connsiteX4" fmla="*/ 4424680 w 4424680"/>
+                                  <a:gd name="connsiteY4" fmla="*/ 60115 h 360680"/>
+                                  <a:gd name="connsiteX5" fmla="*/ 4424680 w 4424680"/>
+                                  <a:gd name="connsiteY5" fmla="*/ 300565 h 360680"/>
+                                  <a:gd name="connsiteX6" fmla="*/ 4364565 w 4424680"/>
+                                  <a:gd name="connsiteY6" fmla="*/ 360680 h 360680"/>
+                                  <a:gd name="connsiteX7" fmla="*/ 60115 w 4424680"/>
+                                  <a:gd name="connsiteY7" fmla="*/ 360680 h 360680"/>
+                                  <a:gd name="connsiteX8" fmla="*/ 0 w 4424680"/>
+                                  <a:gd name="connsiteY8" fmla="*/ 300565 h 360680"/>
+                                  <a:gd name="connsiteX9" fmla="*/ 0 w 4424680"/>
+                                  <a:gd name="connsiteY9" fmla="*/ 60115 h 360680"/>
+                                  <a:gd name="connsiteX0" fmla="*/ 0 w 4424680"/>
+                                  <a:gd name="connsiteY0" fmla="*/ 121075 h 421640"/>
+                                  <a:gd name="connsiteX1" fmla="*/ 60115 w 4424680"/>
+                                  <a:gd name="connsiteY1" fmla="*/ 60960 h 421640"/>
+                                  <a:gd name="connsiteX2" fmla="*/ 350520 w 4424680"/>
+                                  <a:gd name="connsiteY2" fmla="*/ 60960 h 421640"/>
+                                  <a:gd name="connsiteX3" fmla="*/ 4364565 w 4424680"/>
+                                  <a:gd name="connsiteY3" fmla="*/ 60960 h 421640"/>
+                                  <a:gd name="connsiteX4" fmla="*/ 4424680 w 4424680"/>
+                                  <a:gd name="connsiteY4" fmla="*/ 121075 h 421640"/>
+                                  <a:gd name="connsiteX5" fmla="*/ 4424680 w 4424680"/>
+                                  <a:gd name="connsiteY5" fmla="*/ 361525 h 421640"/>
+                                  <a:gd name="connsiteX6" fmla="*/ 4364565 w 4424680"/>
+                                  <a:gd name="connsiteY6" fmla="*/ 421640 h 421640"/>
+                                  <a:gd name="connsiteX7" fmla="*/ 60115 w 4424680"/>
+                                  <a:gd name="connsiteY7" fmla="*/ 421640 h 421640"/>
+                                  <a:gd name="connsiteX8" fmla="*/ 0 w 4424680"/>
+                                  <a:gd name="connsiteY8" fmla="*/ 361525 h 421640"/>
+                                  <a:gd name="connsiteX9" fmla="*/ 0 w 4424680"/>
+                                  <a:gd name="connsiteY9" fmla="*/ 121075 h 421640"/>
+                                  <a:gd name="connsiteX0" fmla="*/ 0 w 4424680"/>
+                                  <a:gd name="connsiteY0" fmla="*/ 121075 h 421640"/>
+                                  <a:gd name="connsiteX1" fmla="*/ 60115 w 4424680"/>
+                                  <a:gd name="connsiteY1" fmla="*/ 60960 h 421640"/>
+                                  <a:gd name="connsiteX2" fmla="*/ 350520 w 4424680"/>
+                                  <a:gd name="connsiteY2" fmla="*/ 60960 h 421640"/>
+                                  <a:gd name="connsiteX3" fmla="*/ 4364565 w 4424680"/>
+                                  <a:gd name="connsiteY3" fmla="*/ 60960 h 421640"/>
+                                  <a:gd name="connsiteX4" fmla="*/ 4424680 w 4424680"/>
+                                  <a:gd name="connsiteY4" fmla="*/ 121075 h 421640"/>
+                                  <a:gd name="connsiteX5" fmla="*/ 4424680 w 4424680"/>
+                                  <a:gd name="connsiteY5" fmla="*/ 361525 h 421640"/>
+                                  <a:gd name="connsiteX6" fmla="*/ 4364565 w 4424680"/>
+                                  <a:gd name="connsiteY6" fmla="*/ 421640 h 421640"/>
+                                  <a:gd name="connsiteX7" fmla="*/ 330200 w 4424680"/>
+                                  <a:gd name="connsiteY7" fmla="*/ 421640 h 421640"/>
+                                  <a:gd name="connsiteX8" fmla="*/ 60115 w 4424680"/>
+                                  <a:gd name="connsiteY8" fmla="*/ 421640 h 421640"/>
+                                  <a:gd name="connsiteX9" fmla="*/ 0 w 4424680"/>
+                                  <a:gd name="connsiteY9" fmla="*/ 361525 h 421640"/>
+                                  <a:gd name="connsiteX10" fmla="*/ 0 w 4424680"/>
+                                  <a:gd name="connsiteY10" fmla="*/ 121075 h 421640"/>
+                                  <a:gd name="connsiteX0" fmla="*/ 0 w 4424680"/>
+                                  <a:gd name="connsiteY0" fmla="*/ 60115 h 360680"/>
+                                  <a:gd name="connsiteX1" fmla="*/ 60115 w 4424680"/>
+                                  <a:gd name="connsiteY1" fmla="*/ 0 h 360680"/>
+                                  <a:gd name="connsiteX2" fmla="*/ 350520 w 4424680"/>
+                                  <a:gd name="connsiteY2" fmla="*/ 0 h 360680"/>
+                                  <a:gd name="connsiteX3" fmla="*/ 4364565 w 4424680"/>
+                                  <a:gd name="connsiteY3" fmla="*/ 0 h 360680"/>
+                                  <a:gd name="connsiteX4" fmla="*/ 4424680 w 4424680"/>
+                                  <a:gd name="connsiteY4" fmla="*/ 60115 h 360680"/>
+                                  <a:gd name="connsiteX5" fmla="*/ 4424680 w 4424680"/>
+                                  <a:gd name="connsiteY5" fmla="*/ 300565 h 360680"/>
+                                  <a:gd name="connsiteX6" fmla="*/ 4364565 w 4424680"/>
+                                  <a:gd name="connsiteY6" fmla="*/ 360680 h 360680"/>
+                                  <a:gd name="connsiteX7" fmla="*/ 330200 w 4424680"/>
+                                  <a:gd name="connsiteY7" fmla="*/ 360680 h 360680"/>
+                                  <a:gd name="connsiteX8" fmla="*/ 60115 w 4424680"/>
+                                  <a:gd name="connsiteY8" fmla="*/ 360680 h 360680"/>
+                                  <a:gd name="connsiteX9" fmla="*/ 0 w 4424680"/>
+                                  <a:gd name="connsiteY9" fmla="*/ 300565 h 360680"/>
+                                  <a:gd name="connsiteX10" fmla="*/ 0 w 4424680"/>
+                                  <a:gd name="connsiteY10" fmla="*/ 60115 h 360680"/>
+                                  <a:gd name="connsiteX0" fmla="*/ 0 w 4424680"/>
+                                  <a:gd name="connsiteY0" fmla="*/ 60115 h 421640"/>
+                                  <a:gd name="connsiteX1" fmla="*/ 60115 w 4424680"/>
+                                  <a:gd name="connsiteY1" fmla="*/ 0 h 421640"/>
+                                  <a:gd name="connsiteX2" fmla="*/ 350520 w 4424680"/>
+                                  <a:gd name="connsiteY2" fmla="*/ 0 h 421640"/>
+                                  <a:gd name="connsiteX3" fmla="*/ 4364565 w 4424680"/>
+                                  <a:gd name="connsiteY3" fmla="*/ 0 h 421640"/>
+                                  <a:gd name="connsiteX4" fmla="*/ 4424680 w 4424680"/>
+                                  <a:gd name="connsiteY4" fmla="*/ 60115 h 421640"/>
+                                  <a:gd name="connsiteX5" fmla="*/ 4424680 w 4424680"/>
+                                  <a:gd name="connsiteY5" fmla="*/ 300565 h 421640"/>
+                                  <a:gd name="connsiteX6" fmla="*/ 4364565 w 4424680"/>
+                                  <a:gd name="connsiteY6" fmla="*/ 360680 h 421640"/>
+                                  <a:gd name="connsiteX7" fmla="*/ 330200 w 4424680"/>
+                                  <a:gd name="connsiteY7" fmla="*/ 360680 h 421640"/>
+                                  <a:gd name="connsiteX8" fmla="*/ 60115 w 4424680"/>
+                                  <a:gd name="connsiteY8" fmla="*/ 360680 h 421640"/>
+                                  <a:gd name="connsiteX9" fmla="*/ 0 w 4424680"/>
+                                  <a:gd name="connsiteY9" fmla="*/ 300565 h 421640"/>
+                                  <a:gd name="connsiteX10" fmla="*/ 0 w 4424680"/>
+                                  <a:gd name="connsiteY10" fmla="*/ 60115 h 421640"/>
+                                </a:gdLst>
+                                <a:ahLst/>
+                                <a:cxnLst>
+                                  <a:cxn ang="0">
+                                    <a:pos x="connsiteX0" y="connsiteY0"/>
+                                  </a:cxn>
+                                  <a:cxn ang="0">
+                                    <a:pos x="connsiteX1" y="connsiteY1"/>
+                                  </a:cxn>
+                                  <a:cxn ang="0">
+                                    <a:pos x="connsiteX2" y="connsiteY2"/>
+                                  </a:cxn>
+                                  <a:cxn ang="0">
+                                    <a:pos x="connsiteX3" y="connsiteY3"/>
+                                  </a:cxn>
+                                  <a:cxn ang="0">
+                                    <a:pos x="connsiteX4" y="connsiteY4"/>
+                                  </a:cxn>
+                                  <a:cxn ang="0">
+                                    <a:pos x="connsiteX5" y="connsiteY5"/>
+                                  </a:cxn>
+                                  <a:cxn ang="0">
+                                    <a:pos x="connsiteX6" y="connsiteY6"/>
+                                  </a:cxn>
+                                  <a:cxn ang="0">
+                                    <a:pos x="connsiteX7" y="connsiteY7"/>
+                                  </a:cxn>
+                                  <a:cxn ang="0">
+                                    <a:pos x="connsiteX8" y="connsiteY8"/>
+                                  </a:cxn>
+                                  <a:cxn ang="0">
+                                    <a:pos x="connsiteX9" y="connsiteY9"/>
+                                  </a:cxn>
+                                  <a:cxn ang="0">
+                                    <a:pos x="connsiteX10" y="connsiteY10"/>
+                                  </a:cxn>
+                                </a:cxnLst>
+                                <a:rect l="l" t="t" r="r" b="b"/>
+                                <a:pathLst>
+                                  <a:path w="4424680" h="421640">
+                                    <a:moveTo>
+                                      <a:pt x="0" y="60115"/>
+                                    </a:moveTo>
+                                    <a:cubicBezTo>
+                                      <a:pt x="0" y="26914"/>
+                                      <a:pt x="26914" y="0"/>
+                                      <a:pt x="60115" y="0"/>
+                                    </a:cubicBezTo>
+                                    <a:cubicBezTo>
+                                      <a:pt x="156917" y="0"/>
+                                      <a:pt x="207998" y="121920"/>
+                                      <a:pt x="350520" y="0"/>
+                                    </a:cubicBezTo>
+                                    <a:lnTo>
+                                      <a:pt x="4364565" y="0"/>
+                                    </a:lnTo>
+                                    <a:cubicBezTo>
+                                      <a:pt x="4397766" y="0"/>
+                                      <a:pt x="4424680" y="26914"/>
+                                      <a:pt x="4424680" y="60115"/>
+                                    </a:cubicBezTo>
+                                    <a:lnTo>
+                                      <a:pt x="4424680" y="300565"/>
+                                    </a:lnTo>
+                                    <a:cubicBezTo>
+                                      <a:pt x="4424680" y="333766"/>
+                                      <a:pt x="4397766" y="360680"/>
+                                      <a:pt x="4364565" y="360680"/>
+                                    </a:cubicBezTo>
+                                    <a:lnTo>
+                                      <a:pt x="330200" y="360680"/>
+                                    </a:lnTo>
+                                    <a:cubicBezTo>
+                                      <a:pt x="138572" y="497840"/>
+                                      <a:pt x="150143" y="360680"/>
+                                      <a:pt x="60115" y="360680"/>
+                                    </a:cubicBezTo>
+                                    <a:cubicBezTo>
+                                      <a:pt x="26914" y="360680"/>
+                                      <a:pt x="0" y="333766"/>
+                                      <a:pt x="0" y="300565"/>
+                                    </a:cubicBezTo>
+                                    <a:lnTo>
+                                      <a:pt x="0" y="60115"/>
+                                    </a:lnTo>
+                                    <a:close/>
+                                  </a:path>
+                                </a:pathLst>
+                              </a:custGeom>
+                            </wps:spPr>
+                            <wps:style>
+                              <a:lnRef idx="2">
+                                <a:schemeClr val="accent1">
+                                  <a:shade val="50000"/>
+                                </a:schemeClr>
+                              </a:lnRef>
+                              <a:fillRef idx="1">
+                                <a:schemeClr val="accent1"/>
+                              </a:fillRef>
+                              <a:effectRef idx="0">
+                                <a:schemeClr val="accent1"/>
+                              </a:effectRef>
+                              <a:fontRef idx="minor">
+                                <a:schemeClr val="lt1"/>
+                              </a:fontRef>
+                            </wps:style>
+                            <wps:txbx>
+                              <w:txbxContent>
+                                <w:p>
+                                  <w:pPr>
+                                    <w:pStyle w:val="Web"/>
+                                    <w:spacing w:before="0" w:beforeAutospacing="0" w:after="0" w:afterAutospacing="0"/>
+                                  </w:pPr>
+                                  <w:r>
+                                    <w:rPr>
+                                      <w:rFonts w:asciiTheme="minorHAnsi" w:cs="Times New Roman" w:hint="eastAsia"/>
+                                      <w:color w:val="FFFFFF" w:themeColor="light1"/>
+                                      <w:kern w:val="2"/>
+                                    </w:rPr>
+                                    <w:t>電機位置歸零</w:t>
+                                  </w:r>
+                                </w:p>
+                              </w:txbxContent>
+                            </wps:txbx>
+                            <wps:bodyPr rot="0" spcFirstLastPara="0" vert="horz" wrap="square" lIns="91440" tIns="45720" rIns="91440" bIns="45720" numCol="1" spcCol="0" rtlCol="0" fromWordArt="0" anchor="ctr" anchorCtr="0" forceAA="0" compatLnSpc="1">
+                              <a:prstTxWarp prst="textNoShape">
+                                <a:avLst/>
+                              </a:prstTxWarp>
+                              <a:noAutofit/>
+                            </wps:bodyPr>
+                          </wps:wsp>
+                        </a:graphicData>
+                      </a:graphic>
+                    </wp:inline>
+                  </w:drawing>
+                </mc:Choice>
+                <mc:Fallback>
+                  <w:pict>
+                    <v:shape w14:anchorId="0D427A39" id="_x0000_s1053" style="width:93.5pt;height:23.3pt;visibility:visible;mso-wrap-style:square;mso-left-percent:-10001;mso-top-percent:-10001;mso-position-horizontal:absolute;mso-position-horizontal-relative:char;mso-position-vertical:absolute;mso-position-vertical-relative:line;mso-left-percent:-10001;mso-top-percent:-10001;v-text-anchor:middle" coordsize="4424680,421640" o:spt="100" o:gfxdata="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" adj="-11796480,,5400" path="m,60115c,26914,26914,,60115,v96802,,147883,121920,290405,l4364565,v33201,,60115,26914,60115,60115l4424680,300565v,33201,-26914,60115,-60115,60115l330200,360680v-191628,137160,-180057,,-270085,c26914,360680,,333766,,300565l,60115xe" fillcolor="#4472c4 [3204]" strokecolor="#1f3763 [1604]" strokeweight="1pt">
+                      <v:stroke joinstyle="miter"/>
+                      <v:formulas/>
+                      <v:path arrowok="t" o:connecttype="custom" o:connectlocs="0,42196;16133,0;94069,0;1171317,0;1187450,42196;1187450,210974;1171317,253170;88616,253170;16133,253170;0,210974;0,42196" o:connectangles="0,0,0,0,0,0,0,0,0,0,0" textboxrect="0,0,4424680,421640"/>
+                      <v:textbox>
+                        <w:txbxContent>
+                          <w:p>
+                            <w:pPr>
+                              <w:pStyle w:val="Web"/>
+                              <w:spacing w:before="0" w:beforeAutospacing="0" w:after="0" w:afterAutospacing="0"/>
+                            </w:pPr>
+                            <w:r>
+                              <w:rPr>
+                                <w:rFonts w:asciiTheme="minorHAnsi" w:cs="Times New Roman" w:hint="eastAsia"/>
+                                <w:color w:val="FFFFFF" w:themeColor="light1"/>
+                                <w:kern w:val="2"/>
+                              </w:rPr>
+                              <w:t>電機位置歸零</w:t>
+                            </w:r>
+                          </w:p>
+                        </w:txbxContent>
+                      </v:textbox>
+                      <w10:anchorlock/>
+                    </v:shape>
+                  </w:pict>
+                </mc:Fallback>
+              </mc:AlternateContent>
+            </w:r>
+          </w:p>
+          <w:p>
+            <w:pPr>
+              <w:widowControl/>
+              <w:rPr>
+                <w:rFonts w:ascii="Arial Unicode MS" w:hAnsi="Arial Unicode MS"/>
+                <w:color w:val="000000" w:themeColor="text1"/>
+                <w:sz w:val="20"/>
+                <w:szCs w:val="20"/>
+              </w:rPr>
+            </w:pPr>
+            <w:r>
+              <w:rPr>
+                <w:color w:val="538135" w:themeColor="accent6" w:themeShade="BF"/>
+              </w:rPr>
+              <w:t>'</w:t>
+            </w:r>
+            <w:r>
+              <w:rPr>
                 <w:rFonts w:ascii="Arial Unicode MS" w:hAnsi="Arial Unicode MS" w:hint="eastAsia"/>
+                <w:color w:val="000000" w:themeColor="text1"/>
+                <w:sz w:val="20"/>
+                <w:szCs w:val="20"/>
+              </w:rPr>
+              <w:t>//</w:t>
+            </w:r>
+            <w:r>
+              <w:rPr>
+                <w:rFonts w:ascii="Arial Unicode MS" w:hAnsi="Arial Unicode MS" w:hint="eastAsia"/>
+                <w:color w:val="000000" w:themeColor="text1"/>
+                <w:sz w:val="20"/>
+                <w:szCs w:val="20"/>
+              </w:rPr>
+              <w:t>歸零</w:t>
+            </w:r>
+            <w:r>
+              <w:rPr>
+                <w:color w:val="538135" w:themeColor="accent6" w:themeShade="BF"/>
+              </w:rPr>
+              <w:t>'</w:t>
+            </w:r>
+          </w:p>
+          <w:p>
+            <w:pPr>
+              <w:widowControl/>
+              <w:rPr>
+                <w:rFonts w:ascii="Arial Unicode MS" w:hAnsi="Arial Unicode MS"/>
+                <w:color w:val="000000" w:themeColor="text1"/>
+                <w:sz w:val="20"/>
+                <w:szCs w:val="20"/>
+              </w:rPr>
+            </w:pPr>
+            <w:r>
+              <w:rPr>
+                <w:color w:val="538135" w:themeColor="accent6" w:themeShade="BF"/>
+              </w:rPr>
+              <w:t>'</w:t>
+            </w:r>
+            <w:r>
+              <w:rPr>
+                <w:rFonts w:ascii="Arial Unicode MS" w:hAnsi="Arial Unicode MS"/>
+                <w:color w:val="000000" w:themeColor="text1"/>
+                <w:sz w:val="20"/>
+                <w:szCs w:val="20"/>
+              </w:rPr>
+              <w:t>resetStepper();</w:t>
+            </w:r>
+            <w:r>
+              <w:rPr>
+                <w:color w:val="538135" w:themeColor="accent6" w:themeShade="BF"/>
+              </w:rPr>
+              <w:t>'</w:t>
+            </w:r>
+          </w:p>
+          <w:p>
+            <w:pPr>
+              <w:widowControl/>
+              <w:rPr>
+                <w:rFonts w:ascii="Arial Unicode MS" w:hAnsi="Arial Unicode MS"/>
+                <w:color w:val="008800"/>
+                <w:sz w:val="20"/>
+                <w:szCs w:val="20"/>
+              </w:rPr>
+            </w:pPr>
+          </w:p>
+          <w:p>
+            <w:pPr>
+              <w:widowControl/>
+              <w:rPr>
+                <w:rFonts w:ascii="Arial Unicode MS" w:hAnsi="Arial Unicode MS"/>
+                <w:color w:val="008800"/>
+                <w:sz w:val="20"/>
+                <w:szCs w:val="20"/>
+              </w:rPr>
+            </w:pPr>
+            <w:r>
+              <w:rPr>
+                <w:rFonts w:ascii="Arial Unicode MS" w:hAnsi="Arial Unicode MS"/>
+                <w:color w:val="008800"/>
+                <w:sz w:val="20"/>
+                <w:szCs w:val="20"/>
+              </w:rPr>
+              <w:t>_10imi_unogoods_sendesp32</w:t>
+            </w:r>
+          </w:p>
+          <w:p>
+            <w:pPr>
+              <w:widowControl/>
+              <w:rPr>
+                <w:rFonts w:ascii="Arial Unicode MS" w:hAnsi="Arial Unicode MS"/>
                 <w:color w:val="008800"/>
                 <w:sz w:val="20"/>
                 <w:szCs w:val="20"/>
@@ -8702,9 +10528,6 @@
                                     <w:pPr>
                                       <w:pStyle w:val="Web"/>
                                       <w:spacing w:before="0" w:beforeAutospacing="0" w:after="0" w:afterAutospacing="0"/>
-                                      <w:rPr>
-                                        <w:rFonts w:hint="eastAsia"/>
-                                      </w:rPr>
                                     </w:pPr>
                                     <w:r>
                                       <w:rPr>
@@ -8903,8 +10726,8 @@
                 </mc:Choice>
                 <mc:Fallback>
                   <w:pict>
-                    <v:group w14:anchorId="65BF3642" id="群組 1" o:spid="_x0000_s1053" style="width:192.45pt;height:32.5pt;mso-position-horizontal-relative:char;mso-position-vertical-relative:line" coordsize="24438,4130" o:gfxdata="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">
-                      <v:shape id="_x0000_s1054" style="position:absolute;width:24438;height:4130;visibility:visible;mso-wrap-style:square;v-text-anchor:middle" coordsize="4424680,421640" o:spt="100" o:gfxdata="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" adj="-11796480,,5400" path="m,60115c,26914,26914,,60115,v96802,,147883,121920,290405,l4364565,v33201,,60115,26914,60115,60115l4424680,300565v,33201,-26914,60115,-60115,60115l330200,360680v-191628,137160,-180057,,-270085,c26914,360680,,333766,,300565l,60115xe" fillcolor="#4472c4 [3204]" strokecolor="#1f3763 [1604]" strokeweight="1pt">
+                    <v:group w14:anchorId="65BF3642" id="群組 1" o:spid="_x0000_s1054" style="width:192.45pt;height:32.5pt;mso-position-horizontal-relative:char;mso-position-vertical-relative:line" coordsize="24438,4130" o:gfxdata="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">
+                      <v:shape id="_x0000_s1055" style="position:absolute;width:24438;height:4130;visibility:visible;mso-wrap-style:square;v-text-anchor:middle" coordsize="4424680,421640" o:spt="100" o:gfxdata="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" adj="-11796480,,5400" path="m,60115c,26914,26914,,60115,v96802,,147883,121920,290405,l4364565,v33201,,60115,26914,60115,60115l4424680,300565v,33201,-26914,60115,-60115,60115l330200,360680v-191628,137160,-180057,,-270085,c26914,360680,,333766,,300565l,60115xe" fillcolor="#4472c4 [3204]" strokecolor="#1f3763 [1604]" strokeweight="1pt">
                         <v:stroke joinstyle="miter"/>
                         <v:formulas/>
                         <v:path arrowok="t" o:connecttype="custom" o:connectlocs="0,58886;33203,0;193600,0;2410640,0;2443843,58886;2443843,294420;2410640,353306;182376,353306;33203,353306;0,294420;0,58886" o:connectangles="0,0,0,0,0,0,0,0,0,0,0" textboxrect="0,0,4424680,421640"/>
@@ -8914,9 +10737,6 @@
                               <w:pPr>
                                 <w:pStyle w:val="Web"/>
                                 <w:spacing w:before="0" w:beforeAutospacing="0" w:after="0" w:afterAutospacing="0"/>
-                                <w:rPr>
-                                  <w:rFonts w:hint="eastAsia"/>
-                                </w:rPr>
                               </w:pPr>
                               <w:r>
                                 <w:rPr>
@@ -8992,8 +10812,8 @@
                           </w:txbxContent>
                         </v:textbox>
                       </v:shape>
-                      <v:group id="群組 71" o:spid="_x0000_s1055" style="position:absolute;left:12355;top:623;width:10828;height:2333" coordorigin="12367,622" coordsize="10997,2385" o:gfxdata="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">
-                        <v:roundrect id="圓角矩形 84" o:spid="_x0000_s1056" style="position:absolute;left:12367;top:622;width:10997;height:2385;visibility:visible;mso-wrap-style:square;v-text-anchor:middle" arcsize="10923f" o:gfxdata="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" fillcolor="white [3201]" strokecolor="#ffc000 [3207]" strokeweight="1pt">
+                      <v:group id="群組 71" o:spid="_x0000_s1056" style="position:absolute;left:12355;top:623;width:10828;height:2333" coordorigin="12367,622" coordsize="10997,2385" o:gfxdata="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">
+                        <v:roundrect id="圓角矩形 84" o:spid="_x0000_s1057" style="position:absolute;left:12367;top:622;width:10997;height:2385;visibility:visible;mso-wrap-style:square;v-text-anchor:middle" arcsize="10923f" o:gfxdata="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" fillcolor="white [3201]" strokecolor="#ffc000 [3207]" strokeweight="1pt">
                           <v:stroke joinstyle="miter"/>
                           <v:textbox inset="0,0,0,0">
                             <w:txbxContent>
@@ -9027,7 +10847,7 @@
                             </w:txbxContent>
                           </v:textbox>
                         </v:roundrect>
-                        <v:shape id="等腰三角形 96" o:spid="_x0000_s1057" type="#_x0000_t5" style="position:absolute;left:21302;top:1339;width:1749;height:1431;rotation:180;visibility:visible;mso-wrap-style:square;v-text-anchor:middle" o:gfxdata="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" fillcolor="#ffc000 [3207]" strokecolor="white [3201]" strokeweight="1.5pt"/>
+                        <v:shape id="等腰三角形 96" o:spid="_x0000_s1058" type="#_x0000_t5" style="position:absolute;left:21302;top:1339;width:1749;height:1431;rotation:180;visibility:visible;mso-wrap-style:square;v-text-anchor:middle" o:gfxdata="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" fillcolor="#ffc000 [3207]" strokecolor="white [3201]" strokeweight="1.5pt"/>
                       </v:group>
                       <w10:anchorlock/>
                     </v:group>
@@ -9040,11 +10860,16 @@
             <w:pPr>
               <w:spacing w:line="200" w:lineRule="exact"/>
               <w:rPr>
-                <w:rFonts w:hint="eastAsia"/>
-                <w:sz w:val="20"/>
-                <w:szCs w:val="20"/>
-              </w:rPr>
-            </w:pPr>
+                <w:sz w:val="20"/>
+                <w:szCs w:val="20"/>
+              </w:rPr>
+            </w:pPr>
+            <w:r>
+              <w:rPr>
+                <w:color w:val="538135" w:themeColor="accent6" w:themeShade="BF"/>
+              </w:rPr>
+              <w:t>'</w:t>
+            </w:r>
             <w:r>
               <w:rPr>
                 <w:rFonts w:hint="eastAsia"/>
@@ -9069,25 +10894,51 @@
               </w:rPr>
               <w:t>ESP32</w:t>
             </w:r>
+            <w:r>
+              <w:rPr>
+                <w:color w:val="538135" w:themeColor="accent6" w:themeShade="BF"/>
+              </w:rPr>
+              <w:t>'</w:t>
+            </w:r>
           </w:p>
           <w:p>
             <w:pPr>
               <w:widowControl/>
               <w:rPr>
-                <w:rFonts w:ascii="Arial Unicode MS" w:hAnsi="Arial Unicode MS" w:hint="eastAsia"/>
+                <w:sz w:val="20"/>
+                <w:szCs w:val="20"/>
+              </w:rPr>
+            </w:pPr>
+            <w:r>
+              <w:rPr>
+                <w:color w:val="538135" w:themeColor="accent6" w:themeShade="BF"/>
+              </w:rPr>
+              <w:t>'</w:t>
+            </w:r>
+            <w:r>
+              <w:rPr>
+                <w:sz w:val="20"/>
+                <w:szCs w:val="20"/>
+              </w:rPr>
+              <w:t>ESP32Serial.print(GOODS_LOAD);</w:t>
+            </w:r>
+            <w:r>
+              <w:rPr>
+                <w:color w:val="538135" w:themeColor="accent6" w:themeShade="BF"/>
+              </w:rPr>
+              <w:t>'</w:t>
+            </w:r>
+          </w:p>
+          <w:p>
+            <w:pPr>
+              <w:widowControl/>
+              <w:rPr>
+                <w:rFonts w:ascii="Arial Unicode MS" w:hAnsi="Arial Unicode MS"/>
                 <w:color w:val="008800"/>
                 <w:sz w:val="20"/>
                 <w:szCs w:val="20"/>
               </w:rPr>
             </w:pPr>
-            <w:r>
-              <w:rPr>
-                <w:sz w:val="20"/>
-                <w:szCs w:val="20"/>
-              </w:rPr>
-              <w:tab/>
-              <w:t>ESP32Serial.print(GOODS_LOAD);</w:t>
-            </w:r>
           </w:p>
         </w:tc>
         <w:tc>
@@ -9099,18 +10950,16 @@
             <w:pPr>
               <w:spacing w:line="200" w:lineRule="exact"/>
               <w:rPr>
-                <w:rFonts w:hint="eastAsia"/>
-                <w:sz w:val="20"/>
-                <w:szCs w:val="20"/>
-              </w:rPr>
-            </w:pPr>
-            <w:r>
-              <w:rPr>
-                <w:rFonts w:hint="eastAsia"/>
-                <w:sz w:val="20"/>
-                <w:szCs w:val="20"/>
-              </w:rPr>
-              <w:lastRenderedPageBreak/>
+                <w:sz w:val="20"/>
+                <w:szCs w:val="20"/>
+              </w:rPr>
+            </w:pPr>
+            <w:r>
+              <w:rPr>
+                <w:rFonts w:hint="eastAsia"/>
+                <w:sz w:val="20"/>
+                <w:szCs w:val="20"/>
+              </w:rPr>
               <w:t xml:space="preserve">// </w:t>
             </w:r>
             <w:r>
@@ -9165,19 +11014,18 @@
           <w:p>
             <w:pPr>
               <w:spacing w:line="200" w:lineRule="exact"/>
-              <w:rPr>
-                <w:rFonts w:hint="eastAsia"/>
-                <w:sz w:val="20"/>
-                <w:szCs w:val="20"/>
-              </w:rPr>
-            </w:pPr>
-            <w:r>
-              <w:rPr>
-                <w:rFonts w:hint="eastAsia"/>
-                <w:sz w:val="20"/>
-                <w:szCs w:val="20"/>
-              </w:rPr>
-              <w:tab/>
+              <w:ind w:firstLineChars="200" w:firstLine="400"/>
+              <w:rPr>
+                <w:sz w:val="20"/>
+                <w:szCs w:val="20"/>
+              </w:rPr>
+            </w:pPr>
+            <w:r>
+              <w:rPr>
+                <w:rFonts w:hint="eastAsia"/>
+                <w:sz w:val="20"/>
+                <w:szCs w:val="20"/>
+              </w:rPr>
               <w:t>//</w:t>
             </w:r>
             <w:r>
@@ -9235,15 +11083,7 @@
                 <w:sz w:val="20"/>
                 <w:szCs w:val="20"/>
               </w:rPr>
-              <w:t>xy</w:t>
-            </w:r>
-            <w:r>
-              <w:rPr>
-                <w:rFonts w:hint="eastAsia"/>
-                <w:sz w:val="20"/>
-                <w:szCs w:val="20"/>
-              </w:rPr>
-              <w:t>(</w:t>
+              <w:t>xy(</w:t>
             </w:r>
             <w:r>
               <w:rPr>
@@ -9259,15 +11099,7 @@
                 <w:sz w:val="20"/>
                 <w:szCs w:val="20"/>
               </w:rPr>
-              <w:t>13</w:t>
-            </w:r>
-            <w:r>
-              <w:rPr>
-                <w:rFonts w:hint="eastAsia"/>
-                <w:sz w:val="20"/>
-                <w:szCs w:val="20"/>
-              </w:rPr>
-              <w:t>)</w:t>
+              <w:t>13)</w:t>
             </w:r>
           </w:p>
           <w:p>
@@ -9278,14 +11110,6 @@
                 <w:szCs w:val="20"/>
               </w:rPr>
             </w:pPr>
-            <w:r>
-              <w:rPr>
-                <w:sz w:val="20"/>
-                <w:szCs w:val="20"/>
-              </w:rPr>
-              <w:lastRenderedPageBreak/>
-              <w:tab/>
-            </w:r>
           </w:p>
           <w:p>
             <w:pPr>
@@ -9295,30 +11119,25 @@
                 <w:szCs w:val="20"/>
               </w:rPr>
             </w:pPr>
-          </w:p>
-          <w:p>
-            <w:pPr>
-              <w:spacing w:line="200" w:lineRule="exact"/>
-              <w:rPr>
-                <w:rFonts w:hint="eastAsia"/>
-                <w:sz w:val="20"/>
-                <w:szCs w:val="20"/>
-              </w:rPr>
-            </w:pPr>
             <w:r>
               <w:rPr>
                 <w:noProof/>
-                <w:color w:val="ED7D31" w:themeColor="accent2"/>
-                <w:sz w:val="20"/>
-                <w:szCs w:val="20"/>
               </w:rPr>
               <mc:AlternateContent>
                 <mc:Choice Requires="wps">
                   <w:drawing>
-                    <wp:inline distT="0" distB="0" distL="0" distR="0" wp14:anchorId="599019FB" wp14:editId="08419F96">
-                      <wp:extent cx="1310637" cy="259752"/>
-                      <wp:effectExtent l="0" t="0" r="23495" b="26035"/>
-                      <wp:docPr id="218" name="圓角矩形 4"/>
+                    <wp:anchor distT="0" distB="0" distL="114300" distR="114300" simplePos="0" relativeHeight="251659264" behindDoc="0" locked="0" layoutInCell="1" allowOverlap="1" wp14:anchorId="0B2142A3" wp14:editId="1606172C">
+                      <wp:simplePos x="0" y="0"/>
+                      <wp:positionH relativeFrom="column">
+                        <wp:posOffset>-1270</wp:posOffset>
+                      </wp:positionH>
+                      <wp:positionV relativeFrom="paragraph">
+                        <wp:posOffset>2540</wp:posOffset>
+                      </wp:positionV>
+                      <wp:extent cx="1310637" cy="295959"/>
+                      <wp:effectExtent l="0" t="0" r="23495" b="27940"/>
+                      <wp:wrapNone/>
+                      <wp:docPr id="10" name="圓角矩形 4"/>
                       <wp:cNvGraphicFramePr/>
                       <a:graphic xmlns:a="http://schemas.openxmlformats.org/drawingml/2006/main">
                         <a:graphicData uri="http://schemas.microsoft.com/office/word/2010/wordprocessingShape">
@@ -9327,7 +11146,7 @@
                             <wps:spPr>
                               <a:xfrm>
                                 <a:off x="0" y="0"/>
-                                <a:ext cx="1310637" cy="259752"/>
+                                <a:ext cx="1310637" cy="295959"/>
                               </a:xfrm>
                               <a:custGeom>
                                 <a:avLst/>
@@ -9604,27 +11423,23 @@
                               <w:txbxContent>
                                 <w:p>
                                   <w:pPr>
-                                    <w:pStyle w:val="Web"/>
-                                    <w:spacing w:before="0" w:beforeAutospacing="0" w:after="0" w:afterAutospacing="0"/>
                                     <w:rPr>
-                                      <w:sz w:val="22"/>
+                                      <w:rFonts w:hAnsi="Calibri" w:cs="Times New Roman"/>
+                                      <w:color w:val="FFFFFF" w:themeColor="light1"/>
+                                      <w:szCs w:val="24"/>
                                     </w:rPr>
                                   </w:pPr>
                                   <w:r>
                                     <w:rPr>
-                                      <w:rFonts w:asciiTheme="minorHAnsi" w:eastAsiaTheme="minorEastAsia" w:hAnsi="Calibri" w:cs="Times New Roman"/>
+                                      <w:rFonts w:hAnsi="Calibri" w:cs="Times New Roman"/>
                                       <w:color w:val="FFFFFF" w:themeColor="light1"/>
-                                      <w:kern w:val="2"/>
-                                      <w:sz w:val="22"/>
                                     </w:rPr>
                                     <w:t>Statements</w:t>
                                   </w:r>
                                   <w:r>
                                     <w:rPr>
-                                      <w:rFonts w:asciiTheme="minorHAnsi" w:eastAsiaTheme="minorEastAsia" w:cs="Times New Roman" w:hint="eastAsia"/>
+                                      <w:rFonts w:cs="Times New Roman" w:hint="eastAsia"/>
                                       <w:color w:val="FFFFFF" w:themeColor="light1"/>
-                                      <w:kern w:val="2"/>
-                                      <w:sz w:val="22"/>
                                     </w:rPr>
                                     <w:t>區塊</w:t>
                                   </w:r>
@@ -9640,47 +11455,42 @@
                           </wps:wsp>
                         </a:graphicData>
                       </a:graphic>
-                    </wp:inline>
+                    </wp:anchor>
                   </w:drawing>
                 </mc:Choice>
                 <mc:Fallback>
                   <w:pict>
-                    <v:shape w14:anchorId="599019FB" id="_x0000_s1058" style="width:103.2pt;height:20.45pt;visibility:visible;mso-wrap-style:square;mso-left-percent:-10001;mso-top-percent:-10001;mso-position-horizontal:absolute;mso-position-horizontal-relative:char;mso-position-vertical:absolute;mso-position-vertical-relative:line;mso-left-percent:-10001;mso-top-percent:-10001;v-text-anchor:middle" coordsize="4424680,421640" o:spt="100" o:gfxdata="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" adj="-11796480,,5400" path="m,60115c,26914,26914,,60115,v96802,,147883,121920,290405,l4364565,v33201,,60115,26914,60115,60115l4424680,300565v,33201,-26914,60115,-60115,60115l330200,360680v-191628,137160,-180057,,-270085,c26914,360680,,333766,,300565l,60115xe" fillcolor="#4472c4 [3204]" strokecolor="#1f3763 [1604]" strokeweight="1pt">
+                    <v:shape w14:anchorId="0B2142A3" id="_x0000_s1059" style="position:absolute;margin-left:-.1pt;margin-top:.2pt;width:103.2pt;height:23.3pt;z-index:251659264;visibility:visible;mso-wrap-style:square;mso-wrap-distance-left:9pt;mso-wrap-distance-top:0;mso-wrap-distance-right:9pt;mso-wrap-distance-bottom:0;mso-position-horizontal:absolute;mso-position-horizontal-relative:text;mso-position-vertical:absolute;mso-position-vertical-relative:text;v-text-anchor:middle" coordsize="4424680,421640" o:spt="100" o:gfxdata="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" adj="-11796480,,5400" path="m,60115c,26914,26914,,60115,v96802,,147883,121920,290405,l4364565,v33201,,60115,26914,60115,60115l4424680,300565v,33201,-26914,60115,-60115,60115l330200,360680v-191628,137160,-180057,,-270085,c26914,360680,,333766,,300565l,60115xe" fillcolor="#4472c4 [3204]" strokecolor="#1f3763 [1604]" strokeweight="1pt">
                       <v:stroke joinstyle="miter"/>
                       <v:formulas/>
-                      <v:path arrowok="t" o:connecttype="custom" o:connectlocs="0,37034;17807,0;103828,0;1292830,0;1310637,37034;1310637,185164;1292830,222197;97809,222197;17807,222197;0,185164;0,37034" o:connectangles="0,0,0,0,0,0,0,0,0,0,0" textboxrect="0,0,4424680,421640"/>
+                      <v:path arrowok="t" o:connecttype="custom" o:connectlocs="0,42196;17807,0;103828,0;1292830,0;1310637,42196;1310637,210974;1292830,253170;97809,253170;17807,253170;0,210974;0,42196" o:connectangles="0,0,0,0,0,0,0,0,0,0,0" textboxrect="0,0,4424680,421640"/>
                       <v:textbox>
                         <w:txbxContent>
                           <w:p>
                             <w:pPr>
-                              <w:pStyle w:val="Web"/>
-                              <w:spacing w:before="0" w:beforeAutospacing="0" w:after="0" w:afterAutospacing="0"/>
                               <w:rPr>
-                                <w:sz w:val="22"/>
+                                <w:rFonts w:hAnsi="Calibri" w:cs="Times New Roman"/>
+                                <w:color w:val="FFFFFF" w:themeColor="light1"/>
+                                <w:szCs w:val="24"/>
                               </w:rPr>
                             </w:pPr>
                             <w:r>
                               <w:rPr>
-                                <w:rFonts w:asciiTheme="minorHAnsi" w:eastAsiaTheme="minorEastAsia" w:hAnsi="Calibri" w:cs="Times New Roman"/>
+                                <w:rFonts w:hAnsi="Calibri" w:cs="Times New Roman"/>
                                 <w:color w:val="FFFFFF" w:themeColor="light1"/>
-                                <w:kern w:val="2"/>
-                                <w:sz w:val="22"/>
                               </w:rPr>
                               <w:t>Statements</w:t>
                             </w:r>
                             <w:r>
                               <w:rPr>
-                                <w:rFonts w:asciiTheme="minorHAnsi" w:eastAsiaTheme="minorEastAsia" w:cs="Times New Roman" w:hint="eastAsia"/>
+                                <w:rFonts w:cs="Times New Roman" w:hint="eastAsia"/>
                                 <w:color w:val="FFFFFF" w:themeColor="light1"/>
-                                <w:kern w:val="2"/>
-                                <w:sz w:val="22"/>
                               </w:rPr>
                               <w:t>區塊</w:t>
                             </w:r>
                           </w:p>
                         </w:txbxContent>
                       </v:textbox>
-                      <w10:anchorlock/>
                     </v:shape>
                   </w:pict>
                 </mc:Fallback>
@@ -9695,12 +11505,30 @@
                 <w:szCs w:val="20"/>
               </w:rPr>
             </w:pPr>
-            <w:r>
-              <w:rPr>
-                <w:sz w:val="20"/>
-                <w:szCs w:val="20"/>
-              </w:rPr>
-              <w:t xml:space="preserve">  }  </w:t>
+          </w:p>
+          <w:p>
+            <w:pPr>
+              <w:spacing w:line="200" w:lineRule="exact"/>
+              <w:rPr>
+                <w:sz w:val="20"/>
+                <w:szCs w:val="20"/>
+              </w:rPr>
+            </w:pPr>
+          </w:p>
+          <w:p>
+            <w:pPr>
+              <w:spacing w:line="200" w:lineRule="exact"/>
+              <w:rPr>
+                <w:sz w:val="20"/>
+                <w:szCs w:val="20"/>
+              </w:rPr>
+            </w:pPr>
+            <w:r>
+              <w:rPr>
+                <w:sz w:val="20"/>
+                <w:szCs w:val="20"/>
+              </w:rPr>
+              <w:t xml:space="preserve">  }//end while</w:t>
             </w:r>
           </w:p>
         </w:tc>
@@ -10362,7 +12190,7 @@
 </file>
 
 <file path=word/endnotes.xml><?xml version="1.0" encoding="utf-8"?>
-<w:endnotes xmlns:wpc="http://schemas.microsoft.com/office/word/2010/wordprocessingCanvas" xmlns:cx="http://schemas.microsoft.com/office/drawing/2014/chartex" xmlns:mc="http://schemas.openxmlformats.org/markup-compatibility/2006" xmlns:o="urn:schemas-microsoft-com:office:office" xmlns:r="http://schemas.openxmlformats.org/officeDocument/2006/relationships" xmlns:m="http://schemas.openxmlformats.org/officeDocument/2006/math" xmlns:v="urn:schemas-microsoft-com:vml" xmlns:wp14="http://schemas.microsoft.com/office/word/2010/wordprocessingDrawing" xmlns:wp="http://schemas.openxmlformats.org/drawingml/2006/wordprocessingDrawing" xmlns:w10="urn:schemas-microsoft-com:office:word" xmlns:w="http://schemas.openxmlformats.org/wordprocessingml/2006/main" xmlns:w14="http://schemas.microsoft.com/office/word/2010/wordml" xmlns:w15="http://schemas.microsoft.com/office/word/2012/wordml" xmlns:w16se="http://schemas.microsoft.com/office/word/2015/wordml/symex" xmlns:wpg="http://schemas.microsoft.com/office/word/2010/wordprocessingGroup" xmlns:wpi="http://schemas.microsoft.com/office/word/2010/wordprocessingInk" xmlns:wne="http://schemas.microsoft.com/office/word/2006/wordml" xmlns:wps="http://schemas.microsoft.com/office/word/2010/wordprocessingShape" mc:Ignorable="w14 w15 w16se wp14">
+<w:endnotes xmlns:wpc="http://schemas.microsoft.com/office/word/2010/wordprocessingCanvas" xmlns:cx="http://schemas.microsoft.com/office/drawing/2014/chartex" xmlns:cx1="http://schemas.microsoft.com/office/drawing/2015/9/8/chartex" xmlns:cx2="http://schemas.microsoft.com/office/drawing/2015/10/21/chartex" xmlns:cx3="http://schemas.microsoft.com/office/drawing/2016/5/9/chartex" xmlns:cx4="http://schemas.microsoft.com/office/drawing/2016/5/10/chartex" xmlns:cx5="http://schemas.microsoft.com/office/drawing/2016/5/11/chartex" xmlns:cx6="http://schemas.microsoft.com/office/drawing/2016/5/12/chartex" xmlns:cx7="http://schemas.microsoft.com/office/drawing/2016/5/13/chartex" xmlns:cx8="http://schemas.microsoft.com/office/drawing/2016/5/14/chartex" xmlns:mc="http://schemas.openxmlformats.org/markup-compatibility/2006" xmlns:aink="http://schemas.microsoft.com/office/drawing/2016/ink" xmlns:am3d="http://schemas.microsoft.com/office/drawing/2017/model3d" xmlns:o="urn:schemas-microsoft-com:office:office" xmlns:r="http://schemas.openxmlformats.org/officeDocument/2006/relationships" xmlns:m="http://schemas.openxmlformats.org/officeDocument/2006/math" xmlns:v="urn:schemas-microsoft-com:vml" xmlns:wp14="http://schemas.microsoft.com/office/word/2010/wordprocessingDrawing" xmlns:wp="http://schemas.openxmlformats.org/drawingml/2006/wordprocessingDrawing" xmlns:w10="urn:schemas-microsoft-com:office:word" xmlns:w="http://schemas.openxmlformats.org/wordprocessingml/2006/main" xmlns:w14="http://schemas.microsoft.com/office/word/2010/wordml" xmlns:w15="http://schemas.microsoft.com/office/word/2012/wordml" xmlns:w16cex="http://schemas.microsoft.com/office/word/2018/wordml/cex" xmlns:w16cid="http://schemas.microsoft.com/office/word/2016/wordml/cid" xmlns:w16="http://schemas.microsoft.com/office/word/2018/wordml" xmlns:w16sdtdh="http://schemas.microsoft.com/office/word/2020/wordml/sdtdatahash" xmlns:w16se="http://schemas.microsoft.com/office/word/2015/wordml/symex" xmlns:wpg="http://schemas.microsoft.com/office/word/2010/wordprocessingGroup" xmlns:wpi="http://schemas.microsoft.com/office/word/2010/wordprocessingInk" xmlns:wne="http://schemas.microsoft.com/office/word/2006/wordml" xmlns:wps="http://schemas.microsoft.com/office/word/2010/wordprocessingShape" mc:Ignorable="w14 w15 w16se w16cid w16 w16cex w16sdtdh wp14">
   <w:endnote w:type="separator" w:id="-1">
     <w:p>
       <w:r>
@@ -10381,7 +12209,7 @@
 </file>
 
 <file path=word/footnotes.xml><?xml version="1.0" encoding="utf-8"?>
-<w:footnotes xmlns:wpc="http://schemas.microsoft.com/office/word/2010/wordprocessingCanvas" xmlns:cx="http://schemas.microsoft.com/office/drawing/2014/chartex" xmlns:mc="http://schemas.openxmlformats.org/markup-compatibility/2006" xmlns:o="urn:schemas-microsoft-com:office:office" xmlns:r="http://schemas.openxmlformats.org/officeDocument/2006/relationships" xmlns:m="http://schemas.openxmlformats.org/officeDocument/2006/math" xmlns:v="urn:schemas-microsoft-com:vml" xmlns:wp14="http://schemas.microsoft.com/office/word/2010/wordprocessingDrawing" xmlns:wp="http://schemas.openxmlformats.org/drawingml/2006/wordprocessingDrawing" xmlns:w10="urn:schemas-microsoft-com:office:word" xmlns:w="http://schemas.openxmlformats.org/wordprocessingml/2006/main" xmlns:w14="http://schemas.microsoft.com/office/word/2010/wordml" xmlns:w15="http://schemas.microsoft.com/office/word/2012/wordml" xmlns:w16se="http://schemas.microsoft.com/office/word/2015/wordml/symex" xmlns:wpg="http://schemas.microsoft.com/office/word/2010/wordprocessingGroup" xmlns:wpi="http://schemas.microsoft.com/office/word/2010/wordprocessingInk" xmlns:wne="http://schemas.microsoft.com/office/word/2006/wordml" xmlns:wps="http://schemas.microsoft.com/office/word/2010/wordprocessingShape" mc:Ignorable="w14 w15 w16se wp14">
+<w:footnotes xmlns:wpc="http://schemas.microsoft.com/office/word/2010/wordprocessingCanvas" xmlns:cx="http://schemas.microsoft.com/office/drawing/2014/chartex" xmlns:cx1="http://schemas.microsoft.com/office/drawing/2015/9/8/chartex" xmlns:cx2="http://schemas.microsoft.com/office/drawing/2015/10/21/chartex" xmlns:cx3="http://schemas.microsoft.com/office/drawing/2016/5/9/chartex" xmlns:cx4="http://schemas.microsoft.com/office/drawing/2016/5/10/chartex" xmlns:cx5="http://schemas.microsoft.com/office/drawing/2016/5/11/chartex" xmlns:cx6="http://schemas.microsoft.com/office/drawing/2016/5/12/chartex" xmlns:cx7="http://schemas.microsoft.com/office/drawing/2016/5/13/chartex" xmlns:cx8="http://schemas.microsoft.com/office/drawing/2016/5/14/chartex" xmlns:mc="http://schemas.openxmlformats.org/markup-compatibility/2006" xmlns:aink="http://schemas.microsoft.com/office/drawing/2016/ink" xmlns:am3d="http://schemas.microsoft.com/office/drawing/2017/model3d" xmlns:o="urn:schemas-microsoft-com:office:office" xmlns:r="http://schemas.openxmlformats.org/officeDocument/2006/relationships" xmlns:m="http://schemas.openxmlformats.org/officeDocument/2006/math" xmlns:v="urn:schemas-microsoft-com:vml" xmlns:wp14="http://schemas.microsoft.com/office/word/2010/wordprocessingDrawing" xmlns:wp="http://schemas.openxmlformats.org/drawingml/2006/wordprocessingDrawing" xmlns:w10="urn:schemas-microsoft-com:office:word" xmlns:w="http://schemas.openxmlformats.org/wordprocessingml/2006/main" xmlns:w14="http://schemas.microsoft.com/office/word/2010/wordml" xmlns:w15="http://schemas.microsoft.com/office/word/2012/wordml" xmlns:w16cex="http://schemas.microsoft.com/office/word/2018/wordml/cex" xmlns:w16cid="http://schemas.microsoft.com/office/word/2016/wordml/cid" xmlns:w16="http://schemas.microsoft.com/office/word/2018/wordml" xmlns:w16sdtdh="http://schemas.microsoft.com/office/word/2020/wordml/sdtdatahash" xmlns:w16se="http://schemas.microsoft.com/office/word/2015/wordml/symex" xmlns:wpg="http://schemas.microsoft.com/office/word/2010/wordprocessingGroup" xmlns:wpi="http://schemas.microsoft.com/office/word/2010/wordprocessingInk" xmlns:wne="http://schemas.microsoft.com/office/word/2006/wordml" xmlns:wps="http://schemas.microsoft.com/office/word/2010/wordprocessingShape" mc:Ignorable="w14 w15 w16se w16cid w16 w16cex w16sdtdh wp14">
   <w:footnote w:type="separator" w:id="-1">
     <w:p>
       <w:r>
@@ -10400,7 +12228,7 @@
 </file>
 
 <file path=word/styles.xml><?xml version="1.0" encoding="utf-8"?>
-<w:styles xmlns:mc="http://schemas.openxmlformats.org/markup-compatibility/2006" xmlns:r="http://schemas.openxmlformats.org/officeDocument/2006/relationships" xmlns:w="http://schemas.openxmlformats.org/wordprocessingml/2006/main" xmlns:w14="http://schemas.microsoft.com/office/word/2010/wordml" xmlns:w15="http://schemas.microsoft.com/office/word/2012/wordml" xmlns:w16se="http://schemas.microsoft.com/office/word/2015/wordml/symex" mc:Ignorable="w14 w15 w16se">
+<w:styles xmlns:mc="http://schemas.openxmlformats.org/markup-compatibility/2006" xmlns:r="http://schemas.openxmlformats.org/officeDocument/2006/relationships" xmlns:w="http://schemas.openxmlformats.org/wordprocessingml/2006/main" xmlns:w14="http://schemas.microsoft.com/office/word/2010/wordml" xmlns:w15="http://schemas.microsoft.com/office/word/2012/wordml" xmlns:w16cex="http://schemas.microsoft.com/office/word/2018/wordml/cex" xmlns:w16cid="http://schemas.microsoft.com/office/word/2016/wordml/cid" xmlns:w16="http://schemas.microsoft.com/office/word/2018/wordml" xmlns:w16sdtdh="http://schemas.microsoft.com/office/word/2020/wordml/sdtdatahash" xmlns:w16se="http://schemas.microsoft.com/office/word/2015/wordml/symex" mc:Ignorable="w14 w15 w16se w16cid w16 w16cex w16sdtdh">
   <w:docDefaults>
     <w:rPrDefault>
       <w:rPr>
@@ -10413,7 +12241,7 @@
     </w:rPrDefault>
     <w:pPrDefault/>
   </w:docDefaults>
-  <w:latentStyles w:defLockedState="0" w:defUIPriority="99" w:defSemiHidden="0" w:defUnhideWhenUsed="0" w:defQFormat="0" w:count="371">
+  <w:latentStyles w:defLockedState="0" w:defUIPriority="99" w:defSemiHidden="0" w:defUnhideWhenUsed="0" w:defQFormat="0" w:count="376">
     <w:lsdException w:name="Normal" w:uiPriority="0" w:qFormat="1"/>
     <w:lsdException w:name="heading 1" w:uiPriority="9" w:qFormat="1"/>
     <w:lsdException w:name="heading 2" w:semiHidden="1" w:uiPriority="9" w:unhideWhenUsed="1" w:qFormat="1"/>
@@ -10785,6 +12613,11 @@
     <w:lsdException w:name="List Table 5 Dark Accent 6" w:uiPriority="50"/>
     <w:lsdException w:name="List Table 6 Colorful Accent 6" w:uiPriority="51"/>
     <w:lsdException w:name="List Table 7 Colorful Accent 6" w:uiPriority="52"/>
+    <w:lsdException w:name="Mention" w:semiHidden="1" w:unhideWhenUsed="1"/>
+    <w:lsdException w:name="Smart Hyperlink" w:semiHidden="1" w:unhideWhenUsed="1"/>
+    <w:lsdException w:name="Hashtag" w:semiHidden="1" w:unhideWhenUsed="1"/>
+    <w:lsdException w:name="Unresolved Mention" w:semiHidden="1" w:unhideWhenUsed="1"/>
+    <w:lsdException w:name="Smart Link" w:semiHidden="1" w:unhideWhenUsed="1"/>
   </w:latentStyles>
   <w:style w:type="paragraph" w:default="1" w:styleId="a">
     <w:name w:val="Normal"/>
